--- a/Documentation/Implementation Document Template.docx
+++ b/Documentation/Implementation Document Template.docx
@@ -107,21 +107,6 @@
     </w:p>
     <w:p>
       <w:pPr>
-        <w:rPr>
-          <w:strike/>
-          <w:lang w:eastAsia="en-ZA"/>
-        </w:rPr>
-      </w:pPr>
-      <w:r>
-        <w:rPr>
-          <w:strike/>
-          <w:lang w:eastAsia="en-ZA"/>
-        </w:rPr>
-        <w:t>The main development technologies were Microsoft Visual Studio, ASP.NET Core Web API, C#, Entity Framework Core, Microsoft SQL Server and React. Other tools were used to support design, testing, collaboration and documentation. AI-assisted tools and online technical resources were also used as supporting resources during development.</w:t>
-      </w:r>
-    </w:p>
-    <w:p>
-      <w:pPr>
         <w:pStyle w:val="Heading3"/>
         <w:rPr>
           <w:rFonts w:eastAsia="Times New Roman"/>
@@ -201,46 +186,139 @@
     <w:p>
       <w:pPr>
         <w:rPr>
-          <w:strike/>
-          <w:lang w:eastAsia="en-ZA"/>
-        </w:rPr>
-      </w:pPr>
-    </w:p>
-    <w:p>
-      <w:pPr>
-        <w:rPr>
-          <w:strike/>
-          <w:lang w:eastAsia="en-ZA"/>
-        </w:rPr>
-      </w:pPr>
-      <w:r>
-        <w:rPr>
-          <w:strike/>
-          <w:lang w:eastAsia="en-ZA"/>
-        </w:rPr>
-        <w:t xml:space="preserve">ASP.NET Core Web API was used to develop the backend of the system. It connects the React frontend to the database and handles functions such as authentication, </w:t>
-      </w:r>
-      <w:r>
-        <w:rPr>
-          <w:strike/>
+          <w:lang w:eastAsia="en-ZA"/>
+        </w:rPr>
+      </w:pPr>
+      <w:r>
+        <w:rPr>
+          <w:lang w:eastAsia="en-ZA"/>
+        </w:rPr>
+        <w:t>ASP.NET Core Web API was used to develop the backend of the system. It connects the React frontend to the database and handles functions such as authentication, authorisation, validation, bookings, venues, events, notifications and payments. The API also allowed the backend to be tested separately from the frontend.</w:t>
+      </w:r>
+    </w:p>
+    <w:p>
+      <w:pPr>
+        <w:pStyle w:val="Heading3"/>
+        <w:rPr>
+          <w:rFonts w:eastAsia="Times New Roman"/>
+          <w:lang w:eastAsia="en-ZA"/>
+        </w:rPr>
+      </w:pPr>
+      <w:r>
+        <w:rPr>
+          <w:rFonts w:eastAsia="Times New Roman"/>
+          <w:lang w:eastAsia="en-ZA"/>
+        </w:rPr>
+        <w:t>1.1.3 C#</w:t>
+      </w:r>
+    </w:p>
+    <w:p>
+      <w:pPr>
+        <w:rPr>
+          <w:lang w:eastAsia="en-ZA"/>
+        </w:rPr>
+      </w:pPr>
+      <w:r>
+        <w:rPr>
+          <w:lang w:eastAsia="en-ZA"/>
+        </w:rPr>
+        <w:t xml:space="preserve">C# was used as the main programming language for the backend. It was used to create controllers, entities, data transfer objects, authentication logic and other backend </w:t>
+      </w:r>
+      <w:r>
+        <w:rPr>
           <w:lang w:eastAsia="en-ZA"/>
         </w:rPr>
         <w:lastRenderedPageBreak/>
-        <w:t>authorisation, validation, bookings, venues, events, notifications and payments.</w:t>
-      </w:r>
-      <w:r>
-        <w:rPr>
-          <w:strike/>
+        <w:t>functionality. C# also allowed the main parts of the system, such as users, venues, events and bookings, to be represented as classes.</w:t>
+      </w:r>
+    </w:p>
+    <w:p>
+      <w:pPr>
+        <w:pStyle w:val="Heading3"/>
+        <w:rPr>
+          <w:rFonts w:eastAsia="Times New Roman"/>
+          <w:lang w:eastAsia="en-ZA"/>
+        </w:rPr>
+      </w:pPr>
+      <w:r>
+        <w:rPr>
+          <w:rFonts w:eastAsia="Times New Roman"/>
+          <w:lang w:eastAsia="en-ZA"/>
+        </w:rPr>
+        <w:t>1.1.4 Entity Framework Core</w:t>
+      </w:r>
+    </w:p>
+    <w:p>
+      <w:pPr>
+        <w:rPr>
+          <w:lang w:eastAsia="en-ZA"/>
+        </w:rPr>
+      </w:pPr>
+      <w:r>
+        <w:rPr>
+          <w:lang w:eastAsia="en-ZA"/>
+        </w:rPr>
+        <w:t>Entity Framework Core was used to connect the C# backend to the database. It allowed database tables and relationships to be represented using C# classes. It was used for tasks such as creating, retrieving and updating records, checking bookings and managing relationships between entities.</w:t>
+      </w:r>
+    </w:p>
+    <w:p>
+      <w:pPr>
+        <w:pStyle w:val="Heading3"/>
+        <w:rPr>
+          <w:rFonts w:eastAsia="Times New Roman"/>
+          <w:lang w:eastAsia="en-ZA"/>
+        </w:rPr>
+      </w:pPr>
+      <w:r>
+        <w:rPr>
+          <w:rFonts w:eastAsia="Times New Roman"/>
+          <w:lang w:eastAsia="en-ZA"/>
+        </w:rPr>
+        <w:t>1.1.5 Microsoft SQL Server</w:t>
+      </w:r>
+      <w:r>
+        <w:rPr>
+          <w:rFonts w:eastAsia="Times New Roman"/>
+          <w:lang w:eastAsia="en-ZA"/>
+        </w:rPr>
+        <w:t xml:space="preserve"> Express</w:t>
+      </w:r>
+    </w:p>
+    <w:p>
+      <w:pPr>
+        <w:rPr>
+          <w:lang w:eastAsia="en-ZA"/>
+        </w:rPr>
+      </w:pPr>
+      <w:r>
+        <w:rPr>
+          <w:lang w:eastAsia="en-ZA"/>
+        </w:rPr>
+        <w:t>Microsoft SQL Server was used as the database management system.</w:t>
+      </w:r>
+      <w:r>
+        <w:rPr>
           <w:lang w:eastAsia="en-ZA"/>
         </w:rPr>
         <w:t xml:space="preserve"> </w:t>
       </w:r>
       <w:r>
         <w:rPr>
-          <w:strike/>
-          <w:lang w:eastAsia="en-ZA"/>
-        </w:rPr>
-        <w:t>The API also allowed the backend to be tested separately from the frontend.</w:t>
+          <w:lang w:eastAsia="en-ZA"/>
+        </w:rPr>
+        <w:t>It stores information about users, roles, venues, venue features, events, bookings, notifications, payments and audit logs. Primary keys and foreign keys were used to connect related records.</w:t>
+      </w:r>
+      <w:r>
+        <w:rPr>
+          <w:lang w:eastAsia="en-ZA"/>
+        </w:rPr>
+        <w:t xml:space="preserve"> </w:t>
+      </w:r>
+      <w:r>
+        <w:rPr>
+          <w:lang w:eastAsia="en-ZA"/>
+        </w:rPr>
+        <w:t>SQL Server was selected because it was part of the project requirements and works well with ASP.NET Core and Entity Framework Core.</w:t>
       </w:r>
     </w:p>
     <w:p>
@@ -256,36 +334,32 @@
           <w:rFonts w:eastAsia="Times New Roman"/>
           <w:lang w:eastAsia="en-ZA"/>
         </w:rPr>
-        <w:t>1.1.3 C#</w:t>
-      </w:r>
-    </w:p>
-    <w:p>
-      <w:pPr>
-        <w:rPr>
-          <w:strike/>
-          <w:lang w:eastAsia="en-ZA"/>
-        </w:rPr>
-      </w:pPr>
-      <w:r>
-        <w:rPr>
-          <w:strike/>
-          <w:lang w:eastAsia="en-ZA"/>
-        </w:rPr>
-        <w:t>C# was used as the main programming language for the backend. It was used to create controllers, entities, data transfer objects, authentication logic and other backend functionality.</w:t>
-      </w:r>
-      <w:r>
-        <w:rPr>
-          <w:strike/>
+        <w:t>1.1.6 SQL Server Management Studio</w:t>
+      </w:r>
+    </w:p>
+    <w:p>
+      <w:pPr>
+        <w:rPr>
+          <w:lang w:eastAsia="en-ZA"/>
+        </w:rPr>
+      </w:pPr>
+      <w:r>
+        <w:rPr>
+          <w:lang w:eastAsia="en-ZA"/>
+        </w:rPr>
+        <w:t>SQL Server Management Studio (SSMS) was used to manage and inspect the database during development.</w:t>
+      </w:r>
+      <w:r>
+        <w:rPr>
           <w:lang w:eastAsia="en-ZA"/>
         </w:rPr>
         <w:t xml:space="preserve"> </w:t>
       </w:r>
       <w:r>
         <w:rPr>
-          <w:strike/>
-          <w:lang w:eastAsia="en-ZA"/>
-        </w:rPr>
-        <w:t>C# also allowed the main parts of the system, such as users, venues, events and bookings, to be represented as classes.</w:t>
+          <w:lang w:eastAsia="en-ZA"/>
+        </w:rPr>
+        <w:t>It was used to view tables and records, run SQL queries and check whether information was being correctly saved by the application.</w:t>
       </w:r>
     </w:p>
     <w:p>
@@ -301,36 +375,114 @@
           <w:rFonts w:eastAsia="Times New Roman"/>
           <w:lang w:eastAsia="en-ZA"/>
         </w:rPr>
-        <w:t>1.1.4 Entity Framework Core</w:t>
-      </w:r>
-    </w:p>
-    <w:p>
-      <w:pPr>
-        <w:rPr>
-          <w:strike/>
-          <w:lang w:eastAsia="en-ZA"/>
-        </w:rPr>
-      </w:pPr>
-      <w:r>
-        <w:rPr>
-          <w:strike/>
-          <w:lang w:eastAsia="en-ZA"/>
-        </w:rPr>
-        <w:t>Entity Framework Core was used to connect the C# backend to the database. It allowed database tables and relationships to be represented using C# classes.</w:t>
-      </w:r>
-      <w:r>
-        <w:rPr>
-          <w:strike/>
+        <w:t>1.1.7 React</w:t>
+      </w:r>
+    </w:p>
+    <w:p>
+      <w:pPr>
+        <w:rPr>
+          <w:lang w:eastAsia="en-ZA"/>
+        </w:rPr>
+      </w:pPr>
+      <w:r>
+        <w:rPr>
+          <w:lang w:eastAsia="en-ZA"/>
+        </w:rPr>
+        <w:t>React was used to develop the frontend of the system. It was used to create the pages, forms, navigation, dashboards and other parts of the user interface. React communicates with the ASP.NET Core API to send and receive information.</w:t>
+      </w:r>
+    </w:p>
+    <w:p>
+      <w:pPr>
+        <w:pStyle w:val="Heading3"/>
+        <w:rPr>
+          <w:rFonts w:eastAsia="Times New Roman"/>
+          <w:lang w:eastAsia="en-ZA"/>
+        </w:rPr>
+      </w:pPr>
+      <w:r>
+        <w:rPr>
+          <w:rFonts w:eastAsia="Times New Roman"/>
+          <w:lang w:eastAsia="en-ZA"/>
+        </w:rPr>
+        <w:t xml:space="preserve">1.1.8 </w:t>
+      </w:r>
+      <w:r>
+        <w:rPr>
+          <w:rFonts w:eastAsia="Times New Roman"/>
+          <w:lang w:eastAsia="en-ZA"/>
+        </w:rPr>
+        <w:t>Google</w:t>
+      </w:r>
+      <w:r>
+        <w:rPr>
+          <w:rFonts w:eastAsia="Times New Roman"/>
           <w:lang w:eastAsia="en-ZA"/>
         </w:rPr>
         <w:t xml:space="preserve"> </w:t>
       </w:r>
       <w:r>
         <w:rPr>
-          <w:strike/>
-          <w:lang w:eastAsia="en-ZA"/>
-        </w:rPr>
-        <w:t>It was used for tasks such as creating, retrieving and updating records, checking bookings and managing relationships between entities.</w:t>
+          <w:rFonts w:eastAsia="Times New Roman"/>
+          <w:lang w:eastAsia="en-ZA"/>
+        </w:rPr>
+        <w:t>AI</w:t>
+      </w:r>
+      <w:r>
+        <w:rPr>
+          <w:rFonts w:eastAsia="Times New Roman"/>
+          <w:lang w:eastAsia="en-ZA"/>
+        </w:rPr>
+        <w:t xml:space="preserve"> </w:t>
+      </w:r>
+      <w:r>
+        <w:rPr>
+          <w:rFonts w:eastAsia="Times New Roman"/>
+          <w:lang w:eastAsia="en-ZA"/>
+        </w:rPr>
+        <w:t>Studio and Lovable</w:t>
+      </w:r>
+    </w:p>
+    <w:p>
+      <w:pPr>
+        <w:rPr>
+          <w:lang w:eastAsia="en-ZA"/>
+        </w:rPr>
+      </w:pPr>
+      <w:r>
+        <w:rPr>
+          <w:lang w:eastAsia="en-ZA"/>
+        </w:rPr>
+        <w:t>Google AI Studio and lovable</w:t>
+      </w:r>
+      <w:r>
+        <w:rPr>
+          <w:lang w:eastAsia="en-ZA"/>
+        </w:rPr>
+        <w:t xml:space="preserve"> </w:t>
+      </w:r>
+      <w:r>
+        <w:rPr>
+          <w:lang w:eastAsia="en-ZA"/>
+        </w:rPr>
+        <w:t>were</w:t>
+      </w:r>
+      <w:r>
+        <w:rPr>
+          <w:lang w:eastAsia="en-ZA"/>
+        </w:rPr>
+        <w:t xml:space="preserve"> used to plan and design the user interface before and during development.</w:t>
+      </w:r>
+      <w:r>
+        <w:rPr>
+          <w:lang w:eastAsia="en-ZA"/>
+        </w:rPr>
+        <w:t xml:space="preserve"> </w:t>
+      </w:r>
+      <w:r>
+        <w:rPr>
+          <w:lang w:eastAsia="en-ZA"/>
+        </w:rPr>
+        <w:t>It helped the team plan the layout, navigation, colours, forms and general appearance of the system before implementing the designs in React.</w:t>
       </w:r>
     </w:p>
     <w:p>
@@ -346,27 +498,95 @@
           <w:rFonts w:eastAsia="Times New Roman"/>
           <w:lang w:eastAsia="en-ZA"/>
         </w:rPr>
-        <w:t>1.1.5 Microsoft SQL Server</w:t>
-      </w:r>
-      <w:r>
+        <w:t>1.1.9 Swagger</w:t>
+      </w:r>
+    </w:p>
+    <w:p>
+      <w:pPr>
+        <w:rPr>
+          <w:lang w:eastAsia="en-ZA"/>
+        </w:rPr>
+      </w:pPr>
+      <w:r>
+        <w:rPr>
+          <w:lang w:eastAsia="en-ZA"/>
+        </w:rPr>
+        <w:t>Swagger was used to document and test the backend API.</w:t>
+      </w:r>
+      <w:r>
+        <w:rPr>
+          <w:lang w:eastAsia="en-ZA"/>
+        </w:rPr>
+        <w:t xml:space="preserve"> </w:t>
+      </w:r>
+      <w:r>
+        <w:rPr>
+          <w:lang w:eastAsia="en-ZA"/>
+        </w:rPr>
+        <w:t>It allowed the team to view the API endpoints and send requests directly to the backend. This helped test features before connecting them to the React frontend.</w:t>
+      </w:r>
+    </w:p>
+    <w:p>
+      <w:pPr>
+        <w:pStyle w:val="Heading3"/>
+      </w:pPr>
+      <w:r>
+        <w:t>1.1.10 Git</w:t>
+      </w:r>
+    </w:p>
+    <w:p>
+      <w:pPr>
+        <w:rPr>
+          <w:lang w:eastAsia="en-ZA"/>
+        </w:rPr>
+      </w:pPr>
+      <w:r>
+        <w:rPr>
+          <w:lang w:eastAsia="en-ZA"/>
+        </w:rPr>
+        <w:t>Git was used for version control.</w:t>
+      </w:r>
+      <w:r>
+        <w:rPr>
+          <w:lang w:eastAsia="en-ZA"/>
+        </w:rPr>
+        <w:t xml:space="preserve"> </w:t>
+      </w:r>
+      <w:r>
+        <w:rPr>
+          <w:lang w:eastAsia="en-ZA"/>
+        </w:rPr>
+        <w:t>It allowed changes to the source code to be tracked and previous versions to be reviewed when problems occurred.</w:t>
+      </w:r>
+    </w:p>
+    <w:p>
+      <w:pPr>
+        <w:pStyle w:val="Heading3"/>
         <w:rPr>
           <w:rFonts w:eastAsia="Times New Roman"/>
           <w:lang w:eastAsia="en-ZA"/>
         </w:rPr>
-        <w:t xml:space="preserve"> Express</w:t>
-      </w:r>
-    </w:p>
-    <w:p>
-      <w:pPr>
-        <w:rPr>
-          <w:lang w:eastAsia="en-ZA"/>
-        </w:rPr>
-      </w:pPr>
-      <w:r>
-        <w:rPr>
-          <w:lang w:eastAsia="en-ZA"/>
-        </w:rPr>
-        <w:t>Microsoft SQL Server was used as the database management system.</w:t>
+      </w:pPr>
+      <w:r>
+        <w:rPr>
+          <w:rFonts w:eastAsia="Times New Roman"/>
+          <w:lang w:eastAsia="en-ZA"/>
+        </w:rPr>
+        <w:lastRenderedPageBreak/>
+        <w:t>1.1.11 GitHub</w:t>
+      </w:r>
+    </w:p>
+    <w:p>
+      <w:pPr>
+        <w:rPr>
+          <w:lang w:eastAsia="en-ZA"/>
+        </w:rPr>
+      </w:pPr>
+      <w:r>
+        <w:rPr>
+          <w:lang w:eastAsia="en-ZA"/>
+        </w:rPr>
+        <w:t>GitHub was used to store and manage the project's source code repositories.</w:t>
       </w:r>
       <w:r>
         <w:rPr>
@@ -378,7 +598,125 @@
         <w:rPr>
           <w:lang w:eastAsia="en-ZA"/>
         </w:rPr>
-        <w:t>It stores information about users, roles, venues, venue features, events, bookings, notifications, payments and audit logs. Primary keys and foreign keys were used to connect related records.</w:t>
+        <w:t>It provided a central location for the code and supported collaboration between team members. GitHub was also useful for keeping a remote copy of the project.</w:t>
+      </w:r>
+    </w:p>
+    <w:p>
+      <w:pPr>
+        <w:pStyle w:val="Heading3"/>
+        <w:rPr>
+          <w:rFonts w:eastAsia="Times New Roman"/>
+          <w:lang w:eastAsia="en-ZA"/>
+        </w:rPr>
+      </w:pPr>
+      <w:r>
+        <w:rPr>
+          <w:rFonts w:eastAsia="Times New Roman"/>
+          <w:lang w:eastAsia="en-ZA"/>
+        </w:rPr>
+        <w:t xml:space="preserve">1.1.12 </w:t>
+      </w:r>
+      <w:r>
+        <w:rPr>
+          <w:rFonts w:eastAsia="Times New Roman"/>
+          <w:lang w:eastAsia="en-ZA"/>
+        </w:rPr>
+        <w:t>Microsoft Edge</w:t>
+      </w:r>
+    </w:p>
+    <w:p>
+      <w:pPr>
+        <w:rPr>
+          <w:lang w:eastAsia="en-ZA"/>
+        </w:rPr>
+      </w:pPr>
+      <w:r>
+        <w:rPr>
+          <w:lang w:eastAsia="en-ZA"/>
+        </w:rPr>
+        <w:t xml:space="preserve">Microsoft Edge </w:t>
+      </w:r>
+      <w:r>
+        <w:rPr>
+          <w:lang w:eastAsia="en-ZA"/>
+        </w:rPr>
+        <w:t>was</w:t>
+      </w:r>
+      <w:r>
+        <w:rPr>
+          <w:lang w:eastAsia="en-ZA"/>
+        </w:rPr>
+        <w:t xml:space="preserve"> used to run and test the React frontend.</w:t>
+      </w:r>
+      <w:r>
+        <w:rPr>
+          <w:lang w:eastAsia="en-ZA"/>
+        </w:rPr>
+        <w:t xml:space="preserve"> It was </w:t>
+      </w:r>
+      <w:r>
+        <w:rPr>
+          <w:lang w:eastAsia="en-ZA"/>
+        </w:rPr>
+        <w:t>used to inspect the frontend, identify console errors and check network requests between the frontend and backend.</w:t>
+      </w:r>
+    </w:p>
+    <w:p>
+      <w:pPr>
+        <w:pStyle w:val="Heading3"/>
+        <w:rPr>
+          <w:rFonts w:eastAsia="Times New Roman"/>
+          <w:lang w:eastAsia="en-ZA"/>
+        </w:rPr>
+      </w:pPr>
+      <w:r>
+        <w:rPr>
+          <w:rFonts w:eastAsia="Times New Roman"/>
+          <w:lang w:eastAsia="en-ZA"/>
+        </w:rPr>
+        <w:t>1.1.13 Microsoft Word</w:t>
+      </w:r>
+    </w:p>
+    <w:p>
+      <w:pPr>
+        <w:rPr>
+          <w:lang w:eastAsia="en-ZA"/>
+        </w:rPr>
+      </w:pPr>
+      <w:r>
+        <w:rPr>
+          <w:lang w:eastAsia="en-ZA"/>
+        </w:rPr>
+        <w:t>Microsoft Word was used to prepare the project documentation and reports. It was used for writing, formatting and organising the required project documents.</w:t>
+      </w:r>
+    </w:p>
+    <w:p>
+      <w:pPr>
+        <w:pStyle w:val="Heading3"/>
+        <w:rPr>
+          <w:rFonts w:eastAsia="Times New Roman"/>
+          <w:lang w:eastAsia="en-ZA"/>
+        </w:rPr>
+      </w:pPr>
+      <w:r>
+        <w:rPr>
+          <w:rFonts w:eastAsia="Times New Roman"/>
+          <w:lang w:eastAsia="en-ZA"/>
+        </w:rPr>
+        <w:t>1.1.14 WhatsApp</w:t>
+      </w:r>
+    </w:p>
+    <w:p>
+      <w:pPr>
+        <w:rPr>
+          <w:lang w:eastAsia="en-ZA"/>
+        </w:rPr>
+      </w:pPr>
+      <w:r>
+        <w:rPr>
+          <w:lang w:eastAsia="en-ZA"/>
+        </w:rPr>
+        <w:t>WhatsApp was used for communication and project coordination.</w:t>
       </w:r>
       <w:r>
         <w:rPr>
@@ -390,7 +728,7 @@
         <w:rPr>
           <w:lang w:eastAsia="en-ZA"/>
         </w:rPr>
-        <w:t>SQL Server was selected because it was part of the project requirements and works well with ASP.NET Core and Entity Framework Core.</w:t>
+        <w:t>It was used to discuss tasks, share updates, arrange meetings and communicate about development problems.</w:t>
       </w:r>
     </w:p>
     <w:p>
@@ -406,20 +744,20 @@
           <w:rFonts w:eastAsia="Times New Roman"/>
           <w:lang w:eastAsia="en-ZA"/>
         </w:rPr>
-        <w:t>1.1.6 SQL Server Management Studio</w:t>
-      </w:r>
-    </w:p>
-    <w:p>
-      <w:pPr>
-        <w:rPr>
-          <w:lang w:eastAsia="en-ZA"/>
-        </w:rPr>
-      </w:pPr>
-      <w:r>
-        <w:rPr>
-          <w:lang w:eastAsia="en-ZA"/>
-        </w:rPr>
-        <w:t>SQL Server Management Studio (SSMS) was used to manage and inspect the database during development.</w:t>
+        <w:t>1.1.15 ChatGPT</w:t>
+      </w:r>
+    </w:p>
+    <w:p>
+      <w:pPr>
+        <w:rPr>
+          <w:lang w:eastAsia="en-ZA"/>
+        </w:rPr>
+      </w:pPr>
+      <w:r>
+        <w:rPr>
+          <w:lang w:eastAsia="en-ZA"/>
+        </w:rPr>
+        <w:t>ChatGPT was used as a supporting development and research tool. It helped the team understand technical concepts, investigate errors, discuss possible solutions and improve explanations.</w:t>
       </w:r>
       <w:r>
         <w:rPr>
@@ -431,7 +769,7 @@
         <w:rPr>
           <w:lang w:eastAsia="en-ZA"/>
         </w:rPr>
-        <w:t>It was used to view tables and records, run SQL queries and check whether information was being correctly saved by the application.</w:t>
+        <w:t>Suggestions from the tool were reviewed and adapted by the team before being used.</w:t>
       </w:r>
     </w:p>
     <w:p>
@@ -447,36 +785,32 @@
           <w:rFonts w:eastAsia="Times New Roman"/>
           <w:lang w:eastAsia="en-ZA"/>
         </w:rPr>
-        <w:t>1.1.7 React</w:t>
-      </w:r>
-    </w:p>
-    <w:p>
-      <w:pPr>
-        <w:rPr>
-          <w:strike/>
-          <w:lang w:eastAsia="en-ZA"/>
-        </w:rPr>
-      </w:pPr>
-      <w:r>
-        <w:rPr>
-          <w:strike/>
-          <w:lang w:eastAsia="en-ZA"/>
-        </w:rPr>
-        <w:t>React was used to develop the frontend of the system.</w:t>
-      </w:r>
-      <w:r>
-        <w:rPr>
-          <w:strike/>
+        <w:t>1.1.16 DeepSeek</w:t>
+      </w:r>
+    </w:p>
+    <w:p>
+      <w:pPr>
+        <w:rPr>
+          <w:lang w:eastAsia="en-ZA"/>
+        </w:rPr>
+      </w:pPr>
+      <w:r>
+        <w:rPr>
+          <w:lang w:eastAsia="en-ZA"/>
+        </w:rPr>
+        <w:t>DeepSeek was used as an additional AI-assisted development tool. It was used to help understand programming problems, compare possible solutions and assist with debugging.</w:t>
+      </w:r>
+      <w:r>
+        <w:rPr>
           <w:lang w:eastAsia="en-ZA"/>
         </w:rPr>
         <w:t xml:space="preserve"> </w:t>
       </w:r>
       <w:r>
         <w:rPr>
-          <w:strike/>
-          <w:lang w:eastAsia="en-ZA"/>
-        </w:rPr>
-        <w:t>It was used to create the pages, forms, navigation, dashboards and other parts of the user interface. React communicates with the ASP.NET Core API to send and receive information.</w:t>
+          <w:lang w:eastAsia="en-ZA"/>
+        </w:rPr>
+        <w:t>The suggestions provided were reviewed and tested before being used in the project.</w:t>
       </w:r>
     </w:p>
     <w:p>
@@ -492,496 +826,80 @@
           <w:rFonts w:eastAsia="Times New Roman"/>
           <w:lang w:eastAsia="en-ZA"/>
         </w:rPr>
-        <w:t xml:space="preserve">1.1.8 </w:t>
-      </w:r>
-      <w:r>
+        <w:t>1.1.19 Microsoft Learn and Online Technical Documentation</w:t>
+      </w:r>
+    </w:p>
+    <w:p>
+      <w:pPr>
+        <w:rPr>
+          <w:lang w:eastAsia="en-ZA"/>
+        </w:rPr>
+      </w:pPr>
+      <w:r>
+        <w:rPr>
+          <w:lang w:eastAsia="en-ZA"/>
+        </w:rPr>
+        <w:t>Microsoft Learn and other official technical documentation were used as reference material during development.</w:t>
+      </w:r>
+      <w:r>
+        <w:rPr>
+          <w:lang w:eastAsia="en-ZA"/>
+        </w:rPr>
+        <w:t xml:space="preserve"> </w:t>
+      </w:r>
+      <w:r>
+        <w:rPr>
+          <w:lang w:eastAsia="en-ZA"/>
+        </w:rPr>
+        <w:t>They were used to understand technologies such as ASP.NET Core, Entity Framework Core, C#, authentication and other Microsoft technologies.</w:t>
+      </w:r>
+    </w:p>
+    <w:p>
+      <w:pPr>
+        <w:pStyle w:val="Heading3"/>
         <w:rPr>
           <w:rFonts w:eastAsia="Times New Roman"/>
           <w:lang w:eastAsia="en-ZA"/>
         </w:rPr>
-        <w:t>Google</w:t>
-      </w:r>
+      </w:pPr>
       <w:r>
         <w:rPr>
           <w:rFonts w:eastAsia="Times New Roman"/>
           <w:lang w:eastAsia="en-ZA"/>
         </w:rPr>
+        <w:t>1.1.20 Previous Academic Material and GitHub Projects</w:t>
+      </w:r>
+    </w:p>
+    <w:p>
+      <w:pPr>
+        <w:rPr>
+          <w:lang w:eastAsia="en-ZA"/>
+        </w:rPr>
+      </w:pPr>
+      <w:r>
+        <w:rPr>
+          <w:lang w:eastAsia="en-ZA"/>
+        </w:rPr>
+        <w:t>Previous academic material, lecture content and relevant GitHub projects were used as technical reference material.</w:t>
+      </w:r>
+      <w:r>
+        <w:rPr>
+          <w:lang w:eastAsia="en-ZA"/>
+        </w:rPr>
         <w:t xml:space="preserve"> </w:t>
       </w:r>
       <w:r>
         <w:rPr>
-          <w:rFonts w:eastAsia="Times New Roman"/>
-          <w:lang w:eastAsia="en-ZA"/>
-        </w:rPr>
-        <w:t>AI</w:t>
-      </w:r>
-      <w:r>
-        <w:rPr>
-          <w:rFonts w:eastAsia="Times New Roman"/>
-          <w:lang w:eastAsia="en-ZA"/>
-        </w:rPr>
-        <w:t xml:space="preserve"> </w:t>
-      </w:r>
-      <w:r>
-        <w:rPr>
-          <w:rFonts w:eastAsia="Times New Roman"/>
-          <w:lang w:eastAsia="en-ZA"/>
-        </w:rPr>
-        <w:t>Studio and Lovable</w:t>
-      </w:r>
-    </w:p>
-    <w:p>
-      <w:pPr>
-        <w:rPr>
-          <w:lang w:eastAsia="en-ZA"/>
-        </w:rPr>
-      </w:pPr>
-      <w:r>
-        <w:rPr>
-          <w:lang w:eastAsia="en-ZA"/>
-        </w:rPr>
-        <w:t>Google AI Studio and lovable</w:t>
-      </w:r>
-      <w:r>
-        <w:rPr>
-          <w:lang w:eastAsia="en-ZA"/>
-        </w:rPr>
-        <w:t xml:space="preserve"> </w:t>
-      </w:r>
-      <w:r>
-        <w:rPr>
-          <w:lang w:eastAsia="en-ZA"/>
-        </w:rPr>
-        <w:t>were</w:t>
-      </w:r>
-      <w:r>
-        <w:rPr>
-          <w:lang w:eastAsia="en-ZA"/>
-        </w:rPr>
-        <w:t xml:space="preserve"> used to plan and design the user interface before and during development.</w:t>
-      </w:r>
-      <w:r>
-        <w:rPr>
-          <w:lang w:eastAsia="en-ZA"/>
-        </w:rPr>
-        <w:t xml:space="preserve"> </w:t>
-      </w:r>
-      <w:r>
-        <w:rPr>
-          <w:lang w:eastAsia="en-ZA"/>
-        </w:rPr>
-        <w:t>It helped the team plan the layout, navigation, colours, forms and general appearance of the system before implementing the designs in React.</w:t>
-      </w:r>
-    </w:p>
-    <w:p>
-      <w:pPr>
-        <w:pStyle w:val="Heading3"/>
-        <w:rPr>
-          <w:rFonts w:eastAsia="Times New Roman"/>
-          <w:lang w:eastAsia="en-ZA"/>
-        </w:rPr>
-      </w:pPr>
-      <w:r>
-        <w:rPr>
-          <w:rFonts w:eastAsia="Times New Roman"/>
-          <w:lang w:eastAsia="en-ZA"/>
-        </w:rPr>
-        <w:t>1.1.9 Swagger</w:t>
-      </w:r>
-    </w:p>
-    <w:p>
-      <w:pPr>
-        <w:rPr>
-          <w:lang w:eastAsia="en-ZA"/>
-        </w:rPr>
-      </w:pPr>
-      <w:r>
-        <w:rPr>
-          <w:lang w:eastAsia="en-ZA"/>
-        </w:rPr>
-        <w:t>Swagger was used to document and test the backend API.</w:t>
-      </w:r>
-      <w:r>
-        <w:rPr>
-          <w:lang w:eastAsia="en-ZA"/>
-        </w:rPr>
-        <w:t xml:space="preserve"> </w:t>
-      </w:r>
-      <w:r>
-        <w:rPr>
-          <w:lang w:eastAsia="en-ZA"/>
-        </w:rPr>
-        <w:t>It allowed the team to view the API endpoints and send requests directly to the backend. This helped test features before connecting them to the React frontend.</w:t>
-      </w:r>
-    </w:p>
-    <w:p>
-      <w:pPr>
-        <w:pStyle w:val="Heading3"/>
-      </w:pPr>
-      <w:r>
+          <w:lang w:eastAsia="en-ZA"/>
+        </w:rPr>
+        <w:t xml:space="preserve">These resources helped the team understand </w:t>
+      </w:r>
+      <w:r>
+        <w:rPr>
+          <w:lang w:eastAsia="en-ZA"/>
+        </w:rPr>
         <w:lastRenderedPageBreak/>
-        <w:t>1.1.10 Git</w:t>
-      </w:r>
-    </w:p>
-    <w:p>
-      <w:pPr>
-        <w:rPr>
-          <w:lang w:eastAsia="en-ZA"/>
-        </w:rPr>
-      </w:pPr>
-      <w:r>
-        <w:rPr>
-          <w:lang w:eastAsia="en-ZA"/>
-        </w:rPr>
-        <w:t>Git was used for version control.</w:t>
-      </w:r>
-      <w:r>
-        <w:rPr>
-          <w:lang w:eastAsia="en-ZA"/>
-        </w:rPr>
-        <w:t xml:space="preserve"> </w:t>
-      </w:r>
-      <w:r>
-        <w:rPr>
-          <w:lang w:eastAsia="en-ZA"/>
-        </w:rPr>
-        <w:t>It allowed changes to the source code to be tracked and previous versions to be reviewed when problems occurred.</w:t>
-      </w:r>
-    </w:p>
-    <w:p>
-      <w:pPr>
-        <w:pStyle w:val="Heading3"/>
-        <w:rPr>
-          <w:rFonts w:eastAsia="Times New Roman"/>
-          <w:lang w:eastAsia="en-ZA"/>
-        </w:rPr>
-      </w:pPr>
-      <w:r>
-        <w:rPr>
-          <w:rFonts w:eastAsia="Times New Roman"/>
-          <w:lang w:eastAsia="en-ZA"/>
-        </w:rPr>
-        <w:t>1.1.11 GitHub</w:t>
-      </w:r>
-    </w:p>
-    <w:p>
-      <w:pPr>
-        <w:rPr>
-          <w:lang w:eastAsia="en-ZA"/>
-        </w:rPr>
-      </w:pPr>
-      <w:r>
-        <w:rPr>
-          <w:lang w:eastAsia="en-ZA"/>
-        </w:rPr>
-        <w:t>GitHub was used to store and manage the project's source code repositories.</w:t>
-      </w:r>
-      <w:r>
-        <w:rPr>
-          <w:lang w:eastAsia="en-ZA"/>
-        </w:rPr>
-        <w:t xml:space="preserve"> </w:t>
-      </w:r>
-      <w:r>
-        <w:rPr>
-          <w:lang w:eastAsia="en-ZA"/>
-        </w:rPr>
-        <w:t>It provided a central location for the code and supported collaboration between team members. GitHub was also useful for keeping a remote copy of the project.</w:t>
-      </w:r>
-    </w:p>
-    <w:p>
-      <w:pPr>
-        <w:pStyle w:val="Heading3"/>
-        <w:rPr>
-          <w:rFonts w:eastAsia="Times New Roman"/>
-          <w:lang w:eastAsia="en-ZA"/>
-        </w:rPr>
-      </w:pPr>
-      <w:r>
-        <w:rPr>
-          <w:rFonts w:eastAsia="Times New Roman"/>
-          <w:lang w:eastAsia="en-ZA"/>
-        </w:rPr>
-        <w:t xml:space="preserve">1.1.12 </w:t>
-      </w:r>
-      <w:r>
-        <w:rPr>
-          <w:rFonts w:eastAsia="Times New Roman"/>
-          <w:lang w:eastAsia="en-ZA"/>
-        </w:rPr>
-        <w:t>Microsoft Edge</w:t>
-      </w:r>
-    </w:p>
-    <w:p>
-      <w:pPr>
-        <w:rPr>
-          <w:lang w:eastAsia="en-ZA"/>
-        </w:rPr>
-      </w:pPr>
-      <w:r>
-        <w:rPr>
-          <w:lang w:eastAsia="en-ZA"/>
-        </w:rPr>
-        <w:t xml:space="preserve">Microsoft Edge </w:t>
-      </w:r>
-      <w:r>
-        <w:rPr>
-          <w:lang w:eastAsia="en-ZA"/>
-        </w:rPr>
-        <w:t>was</w:t>
-      </w:r>
-      <w:r>
-        <w:rPr>
-          <w:lang w:eastAsia="en-ZA"/>
-        </w:rPr>
-        <w:t xml:space="preserve"> used to run and test the React frontend.</w:t>
-      </w:r>
-      <w:r>
-        <w:rPr>
-          <w:lang w:eastAsia="en-ZA"/>
-        </w:rPr>
-        <w:t xml:space="preserve"> It was </w:t>
-      </w:r>
-      <w:r>
-        <w:rPr>
-          <w:lang w:eastAsia="en-ZA"/>
-        </w:rPr>
-        <w:t>used to inspect the frontend, identify console errors and check network requests between the frontend and backend.</w:t>
-      </w:r>
-    </w:p>
-    <w:p>
-      <w:pPr>
-        <w:pStyle w:val="Heading3"/>
-        <w:rPr>
-          <w:rFonts w:eastAsia="Times New Roman"/>
-          <w:lang w:eastAsia="en-ZA"/>
-        </w:rPr>
-      </w:pPr>
-      <w:r>
-        <w:rPr>
-          <w:rFonts w:eastAsia="Times New Roman"/>
-          <w:lang w:eastAsia="en-ZA"/>
-        </w:rPr>
-        <w:t>1.1.13 Microsoft Word</w:t>
-      </w:r>
-    </w:p>
-    <w:p>
-      <w:pPr>
-        <w:rPr>
-          <w:lang w:eastAsia="en-ZA"/>
-        </w:rPr>
-      </w:pPr>
-      <w:r>
-        <w:rPr>
-          <w:lang w:eastAsia="en-ZA"/>
-        </w:rPr>
-        <w:t>Microsoft Word was used to prepare the project documentation and reports. It was used for writing, formatting and organising the required project documents.</w:t>
-      </w:r>
-    </w:p>
-    <w:p>
-      <w:pPr>
-        <w:pStyle w:val="Heading3"/>
-        <w:rPr>
-          <w:rFonts w:eastAsia="Times New Roman"/>
-          <w:lang w:eastAsia="en-ZA"/>
-        </w:rPr>
-      </w:pPr>
-      <w:r>
-        <w:rPr>
-          <w:rFonts w:eastAsia="Times New Roman"/>
-          <w:lang w:eastAsia="en-ZA"/>
-        </w:rPr>
-        <w:t>1.1.14 WhatsApp</w:t>
-      </w:r>
-    </w:p>
-    <w:p>
-      <w:pPr>
-        <w:rPr>
-          <w:lang w:eastAsia="en-ZA"/>
-        </w:rPr>
-      </w:pPr>
-      <w:r>
-        <w:rPr>
-          <w:lang w:eastAsia="en-ZA"/>
-        </w:rPr>
-        <w:t>WhatsApp was used for communication and project coordination.</w:t>
-      </w:r>
-      <w:r>
-        <w:rPr>
-          <w:lang w:eastAsia="en-ZA"/>
-        </w:rPr>
-        <w:t xml:space="preserve"> </w:t>
-      </w:r>
-      <w:r>
-        <w:rPr>
-          <w:lang w:eastAsia="en-ZA"/>
-        </w:rPr>
-        <w:t>It was used to discuss tasks, share updates, arrange meetings and communicate about development problems.</w:t>
-      </w:r>
-    </w:p>
-    <w:p>
-      <w:pPr>
-        <w:pStyle w:val="Heading3"/>
-        <w:rPr>
-          <w:rFonts w:eastAsia="Times New Roman"/>
-          <w:lang w:eastAsia="en-ZA"/>
-        </w:rPr>
-      </w:pPr>
-      <w:r>
-        <w:rPr>
-          <w:rFonts w:eastAsia="Times New Roman"/>
-          <w:lang w:eastAsia="en-ZA"/>
-        </w:rPr>
-        <w:t>1.1.15 ChatGPT</w:t>
-      </w:r>
-    </w:p>
-    <w:p>
-      <w:pPr>
-        <w:rPr>
-          <w:lang w:eastAsia="en-ZA"/>
-        </w:rPr>
-      </w:pPr>
-      <w:r>
-        <w:rPr>
-          <w:lang w:eastAsia="en-ZA"/>
-        </w:rPr>
-        <w:t>ChatGPT was used as a supporting development and research tool. It helped the team understand technical concepts, investigate errors, discuss possible solutions and improve explanations.</w:t>
-      </w:r>
-      <w:r>
-        <w:rPr>
-          <w:lang w:eastAsia="en-ZA"/>
-        </w:rPr>
-        <w:t xml:space="preserve"> </w:t>
-      </w:r>
-      <w:r>
-        <w:rPr>
-          <w:lang w:eastAsia="en-ZA"/>
-        </w:rPr>
-        <w:t>Suggestions from the tool were reviewed and adapted by the team before being used.</w:t>
-      </w:r>
-    </w:p>
-    <w:p>
-      <w:pPr>
-        <w:pStyle w:val="Heading3"/>
-        <w:rPr>
-          <w:rFonts w:eastAsia="Times New Roman"/>
-          <w:lang w:eastAsia="en-ZA"/>
-        </w:rPr>
-      </w:pPr>
-      <w:r>
-        <w:rPr>
-          <w:rFonts w:eastAsia="Times New Roman"/>
-          <w:lang w:eastAsia="en-ZA"/>
-        </w:rPr>
-        <w:t>1.1.16 DeepSeek</w:t>
-      </w:r>
-    </w:p>
-    <w:p>
-      <w:pPr>
-        <w:rPr>
-          <w:lang w:eastAsia="en-ZA"/>
-        </w:rPr>
-      </w:pPr>
-      <w:r>
-        <w:rPr>
-          <w:lang w:eastAsia="en-ZA"/>
-        </w:rPr>
-        <w:t>DeepSeek was used as an additional AI-assisted development tool. It was used to help understand programming problems, compare possible solutions and assist with debugging.</w:t>
-      </w:r>
-      <w:r>
-        <w:rPr>
-          <w:lang w:eastAsia="en-ZA"/>
-        </w:rPr>
-        <w:t xml:space="preserve"> </w:t>
-      </w:r>
-      <w:r>
-        <w:rPr>
-          <w:lang w:eastAsia="en-ZA"/>
-        </w:rPr>
-        <w:t>The suggestions provided were reviewed and tested before being used in the project.</w:t>
-      </w:r>
-    </w:p>
-    <w:p>
-      <w:pPr>
-        <w:pStyle w:val="Heading3"/>
-        <w:rPr>
-          <w:rFonts w:eastAsia="Times New Roman"/>
-          <w:lang w:eastAsia="en-ZA"/>
-        </w:rPr>
-      </w:pPr>
-      <w:r>
-        <w:rPr>
-          <w:rFonts w:eastAsia="Times New Roman"/>
-          <w:lang w:eastAsia="en-ZA"/>
-        </w:rPr>
-        <w:t>1.1.19 Microsoft Learn and Online Technical Documentation</w:t>
-      </w:r>
-    </w:p>
-    <w:p>
-      <w:pPr>
-        <w:rPr>
-          <w:lang w:eastAsia="en-ZA"/>
-        </w:rPr>
-      </w:pPr>
-      <w:r>
-        <w:rPr>
-          <w:lang w:eastAsia="en-ZA"/>
-        </w:rPr>
-        <w:t>Microsoft Learn and other official technical documentation were used as reference material during development.</w:t>
-      </w:r>
-      <w:r>
-        <w:rPr>
-          <w:lang w:eastAsia="en-ZA"/>
-        </w:rPr>
-        <w:t xml:space="preserve"> </w:t>
-      </w:r>
-      <w:r>
-        <w:rPr>
-          <w:lang w:eastAsia="en-ZA"/>
-        </w:rPr>
-        <w:t>They were used to understand technologies such as ASP.NET Core, Entity Framework Core, C#, authentication and other Microsoft technologies.</w:t>
-      </w:r>
-    </w:p>
-    <w:p>
-      <w:pPr>
-        <w:pStyle w:val="Heading3"/>
-        <w:rPr>
-          <w:rFonts w:eastAsia="Times New Roman"/>
-          <w:lang w:eastAsia="en-ZA"/>
-        </w:rPr>
-      </w:pPr>
-      <w:r>
-        <w:rPr>
-          <w:rFonts w:eastAsia="Times New Roman"/>
-          <w:lang w:eastAsia="en-ZA"/>
-        </w:rPr>
-        <w:lastRenderedPageBreak/>
-        <w:t>1.1.20 Previous Academic Material and GitHub Projects</w:t>
-      </w:r>
-    </w:p>
-    <w:p>
-      <w:pPr>
-        <w:rPr>
-          <w:lang w:eastAsia="en-ZA"/>
-        </w:rPr>
-      </w:pPr>
-      <w:r>
-        <w:rPr>
-          <w:lang w:eastAsia="en-ZA"/>
-        </w:rPr>
-        <w:t>Previous academic material, lecture content and relevant GitHub projects were used as technical reference material.</w:t>
-      </w:r>
-      <w:r>
-        <w:rPr>
-          <w:lang w:eastAsia="en-ZA"/>
-        </w:rPr>
-        <w:t xml:space="preserve"> </w:t>
-      </w:r>
-      <w:r>
-        <w:rPr>
-          <w:lang w:eastAsia="en-ZA"/>
-        </w:rPr>
-        <w:t>These resources helped the team understand implementation approaches and programming concepts. Any externally sourced code or material used in the system is discussed separately in Section 1.3.</w:t>
+        <w:t>implementation approaches and programming concepts. Any externally sourced code or material used in the system is discussed separately in Section 1.3.</w:t>
       </w:r>
     </w:p>
     <w:p>
@@ -2181,72 +2099,72 @@
           <w:szCs w:val="19"/>
           <w:highlight w:val="white"/>
         </w:rPr>
+        <w:t xml:space="preserve">                    </w:t>
+      </w:r>
+      <w:r>
+        <w:rPr>
+          <w:rFonts w:ascii="Cascadia Mono" w:hAnsi="Cascadia Mono" w:cs="Cascadia Mono"/>
+          <w:color w:val="A31515"/>
+          <w:kern w:val="0"/>
+          <w:sz w:val="19"/>
+          <w:szCs w:val="19"/>
+          <w:highlight w:val="white"/>
+        </w:rPr>
+        <w:t>"The selected venue is already booked or awaiting approval for the requested time."</w:t>
+      </w:r>
+      <w:r>
+        <w:rPr>
+          <w:rFonts w:ascii="Cascadia Mono" w:hAnsi="Cascadia Mono" w:cs="Cascadia Mono"/>
+          <w:color w:val="000000"/>
+          <w:kern w:val="0"/>
+          <w:sz w:val="19"/>
+          <w:szCs w:val="19"/>
+          <w:highlight w:val="white"/>
+        </w:rPr>
+        <w:t>);</w:t>
+      </w:r>
+    </w:p>
+    <w:p>
+      <w:pPr>
+        <w:spacing w:before="100" w:beforeAutospacing="1" w:after="100" w:afterAutospacing="1" w:line="240" w:lineRule="auto"/>
+        <w:rPr>
+          <w:rFonts w:ascii="Cascadia Mono" w:hAnsi="Cascadia Mono" w:cs="Cascadia Mono"/>
+          <w:color w:val="000000"/>
+          <w:kern w:val="0"/>
+          <w:sz w:val="19"/>
+          <w:szCs w:val="19"/>
+        </w:rPr>
+      </w:pPr>
+      <w:r>
+        <w:rPr>
+          <w:rFonts w:ascii="Cascadia Mono" w:hAnsi="Cascadia Mono" w:cs="Cascadia Mono"/>
+          <w:color w:val="000000"/>
+          <w:kern w:val="0"/>
+          <w:sz w:val="19"/>
+          <w:szCs w:val="19"/>
+          <w:highlight w:val="white"/>
+        </w:rPr>
+        <w:t xml:space="preserve">            }</w:t>
+      </w:r>
+    </w:p>
+    <w:p>
+      <w:pPr>
+        <w:spacing w:before="100" w:beforeAutospacing="1" w:after="100" w:afterAutospacing="1" w:line="240" w:lineRule="auto"/>
+        <w:rPr>
+          <w:rFonts w:eastAsia="Times New Roman" w:cs="Times New Roman"/>
+          <w:kern w:val="0"/>
+          <w:lang w:eastAsia="en-ZA"/>
+          <w14:ligatures w14:val="none"/>
+        </w:rPr>
+      </w:pPr>
+      <w:r>
+        <w:rPr>
+          <w:rFonts w:eastAsia="Times New Roman" w:cs="Times New Roman"/>
+          <w:kern w:val="0"/>
+          <w:lang w:eastAsia="en-ZA"/>
+          <w14:ligatures w14:val="none"/>
+        </w:rPr>
         <w:lastRenderedPageBreak/>
-        <w:t xml:space="preserve">                    </w:t>
-      </w:r>
-      <w:r>
-        <w:rPr>
-          <w:rFonts w:ascii="Cascadia Mono" w:hAnsi="Cascadia Mono" w:cs="Cascadia Mono"/>
-          <w:color w:val="A31515"/>
-          <w:kern w:val="0"/>
-          <w:sz w:val="19"/>
-          <w:szCs w:val="19"/>
-          <w:highlight w:val="white"/>
-        </w:rPr>
-        <w:t>"The selected venue is already booked or awaiting approval for the requested time."</w:t>
-      </w:r>
-      <w:r>
-        <w:rPr>
-          <w:rFonts w:ascii="Cascadia Mono" w:hAnsi="Cascadia Mono" w:cs="Cascadia Mono"/>
-          <w:color w:val="000000"/>
-          <w:kern w:val="0"/>
-          <w:sz w:val="19"/>
-          <w:szCs w:val="19"/>
-          <w:highlight w:val="white"/>
-        </w:rPr>
-        <w:t>);</w:t>
-      </w:r>
-    </w:p>
-    <w:p>
-      <w:pPr>
-        <w:spacing w:before="100" w:beforeAutospacing="1" w:after="100" w:afterAutospacing="1" w:line="240" w:lineRule="auto"/>
-        <w:rPr>
-          <w:rFonts w:ascii="Cascadia Mono" w:hAnsi="Cascadia Mono" w:cs="Cascadia Mono"/>
-          <w:color w:val="000000"/>
-          <w:kern w:val="0"/>
-          <w:sz w:val="19"/>
-          <w:szCs w:val="19"/>
-        </w:rPr>
-      </w:pPr>
-      <w:r>
-        <w:rPr>
-          <w:rFonts w:ascii="Cascadia Mono" w:hAnsi="Cascadia Mono" w:cs="Cascadia Mono"/>
-          <w:color w:val="000000"/>
-          <w:kern w:val="0"/>
-          <w:sz w:val="19"/>
-          <w:szCs w:val="19"/>
-          <w:highlight w:val="white"/>
-        </w:rPr>
-        <w:t xml:space="preserve">            }</w:t>
-      </w:r>
-    </w:p>
-    <w:p>
-      <w:pPr>
-        <w:spacing w:before="100" w:beforeAutospacing="1" w:after="100" w:afterAutospacing="1" w:line="240" w:lineRule="auto"/>
-        <w:rPr>
-          <w:rFonts w:eastAsia="Times New Roman" w:cs="Times New Roman"/>
-          <w:kern w:val="0"/>
-          <w:lang w:eastAsia="en-ZA"/>
-          <w14:ligatures w14:val="none"/>
-        </w:rPr>
-      </w:pPr>
-      <w:r>
-        <w:rPr>
-          <w:rFonts w:eastAsia="Times New Roman" w:cs="Times New Roman"/>
-          <w:kern w:val="0"/>
-          <w:lang w:eastAsia="en-ZA"/>
-          <w14:ligatures w14:val="none"/>
-        </w:rPr>
         <w:t>The code checks the venue, start time, end time and booking status. If an existing booking overlaps with the requested time, the system does not allow the new booking to continue.</w:t>
       </w:r>
       <w:r>
@@ -3016,31 +2934,7 @@
           <w:szCs w:val="19"/>
           <w:highlight w:val="white"/>
         </w:rPr>
-        <w:t xml:space="preserve"> = </w:t>
-      </w:r>
-      <w:proofErr w:type="spellStart"/>
-      <w:r>
-        <w:rPr>
-          <w:rFonts w:ascii="Cascadia Mono" w:hAnsi="Cascadia Mono" w:cs="Cascadia Mono"/>
-          <w:color w:val="000000"/>
-          <w:kern w:val="0"/>
-          <w:sz w:val="19"/>
-          <w:szCs w:val="19"/>
-          <w:highlight w:val="white"/>
-        </w:rPr>
-        <w:t>userId</w:t>
-      </w:r>
-      <w:proofErr w:type="spellEnd"/>
-      <w:r>
-        <w:rPr>
-          <w:rFonts w:ascii="Cascadia Mono" w:hAnsi="Cascadia Mono" w:cs="Cascadia Mono"/>
-          <w:color w:val="000000"/>
-          <w:kern w:val="0"/>
-          <w:sz w:val="19"/>
-          <w:szCs w:val="19"/>
-          <w:highlight w:val="white"/>
-        </w:rPr>
-        <w:t>,</w:t>
+        <w:t xml:space="preserve"> = userId,</w:t>
       </w:r>
     </w:p>
     <w:p>
@@ -4140,7 +4034,6 @@
           <w:szCs w:val="19"/>
           <w:highlight w:val="white"/>
         </w:rPr>
-        <w:lastRenderedPageBreak/>
         <w:t xml:space="preserve">            </w:t>
       </w:r>
       <w:r>
@@ -4462,6 +4355,7 @@
           <w:szCs w:val="19"/>
           <w:highlight w:val="white"/>
         </w:rPr>
+        <w:lastRenderedPageBreak/>
         <w:t xml:space="preserve">                    </w:t>
       </w:r>
       <w:r>
@@ -6465,27 +6359,27 @@
           <w:lang w:eastAsia="en-ZA"/>
           <w14:ligatures w14:val="none"/>
         </w:rPr>
+        <w:t>The notification system was implemented so that users only receive notifications belonging to their own account.</w:t>
+      </w:r>
+    </w:p>
+    <w:p>
+      <w:pPr>
+        <w:spacing w:before="100" w:beforeAutospacing="1" w:after="100" w:afterAutospacing="1" w:line="240" w:lineRule="auto"/>
+        <w:rPr>
+          <w:rFonts w:eastAsia="Times New Roman" w:cs="Times New Roman"/>
+          <w:kern w:val="0"/>
+          <w:lang w:eastAsia="en-ZA"/>
+          <w14:ligatures w14:val="none"/>
+        </w:rPr>
+      </w:pPr>
+      <w:r>
+        <w:rPr>
+          <w:rFonts w:eastAsia="Times New Roman" w:cs="Times New Roman"/>
+          <w:kern w:val="0"/>
+          <w:lang w:eastAsia="en-ZA"/>
+          <w14:ligatures w14:val="none"/>
+        </w:rPr>
         <w:lastRenderedPageBreak/>
-        <w:t>The notification system was implemented so that users only receive notifications belonging to their own account.</w:t>
-      </w:r>
-    </w:p>
-    <w:p>
-      <w:pPr>
-        <w:spacing w:before="100" w:beforeAutospacing="1" w:after="100" w:afterAutospacing="1" w:line="240" w:lineRule="auto"/>
-        <w:rPr>
-          <w:rFonts w:eastAsia="Times New Roman" w:cs="Times New Roman"/>
-          <w:kern w:val="0"/>
-          <w:lang w:eastAsia="en-ZA"/>
-          <w14:ligatures w14:val="none"/>
-        </w:rPr>
-      </w:pPr>
-      <w:r>
-        <w:rPr>
-          <w:rFonts w:eastAsia="Times New Roman" w:cs="Times New Roman"/>
-          <w:kern w:val="0"/>
-          <w:lang w:eastAsia="en-ZA"/>
-          <w14:ligatures w14:val="none"/>
-        </w:rPr>
         <w:t>The backend first obtains the ID of the logged-in user:</w:t>
       </w:r>
     </w:p>
@@ -9075,7 +8969,6 @@
           <w:szCs w:val="19"/>
           <w:highlight w:val="white"/>
         </w:rPr>
-        <w:lastRenderedPageBreak/>
         <w:t xml:space="preserve">                    </w:t>
       </w:r>
       <w:proofErr w:type="spellStart"/>
@@ -11270,27 +11163,27 @@
           <w:lang w:eastAsia="en-ZA"/>
           <w14:ligatures w14:val="none"/>
         </w:rPr>
+        <w:t>The code retrieves the audit records, includes the related user, places the newest records first and prepares the information needed by the frontend.</w:t>
+      </w:r>
+    </w:p>
+    <w:p>
+      <w:pPr>
+        <w:spacing w:before="100" w:beforeAutospacing="1" w:after="100" w:afterAutospacing="1" w:line="240" w:lineRule="auto"/>
+        <w:rPr>
+          <w:rFonts w:eastAsia="Times New Roman" w:cs="Times New Roman"/>
+          <w:kern w:val="0"/>
+          <w:lang w:eastAsia="en-ZA"/>
+          <w14:ligatures w14:val="none"/>
+        </w:rPr>
+      </w:pPr>
+      <w:r>
+        <w:rPr>
+          <w:rFonts w:eastAsia="Times New Roman" w:cs="Times New Roman"/>
+          <w:kern w:val="0"/>
+          <w:lang w:eastAsia="en-ZA"/>
+          <w14:ligatures w14:val="none"/>
+        </w:rPr>
         <w:lastRenderedPageBreak/>
-        <w:t>The code retrieves the audit records, includes the related user, places the newest records first and prepares the information needed by the frontend.</w:t>
-      </w:r>
-    </w:p>
-    <w:p>
-      <w:pPr>
-        <w:spacing w:before="100" w:beforeAutospacing="1" w:after="100" w:afterAutospacing="1" w:line="240" w:lineRule="auto"/>
-        <w:rPr>
-          <w:rFonts w:eastAsia="Times New Roman" w:cs="Times New Roman"/>
-          <w:kern w:val="0"/>
-          <w:lang w:eastAsia="en-ZA"/>
-          <w14:ligatures w14:val="none"/>
-        </w:rPr>
-      </w:pPr>
-      <w:r>
-        <w:rPr>
-          <w:rFonts w:eastAsia="Times New Roman" w:cs="Times New Roman"/>
-          <w:kern w:val="0"/>
-          <w:lang w:eastAsia="en-ZA"/>
-          <w14:ligatures w14:val="none"/>
-        </w:rPr>
         <w:t>Audit records are also created when important actions such as booking approval, rejection and cancellation take place. This allows administrators to see what action was performed and which user performed it.</w:t>
       </w:r>
     </w:p>
@@ -11327,182 +11220,129 @@
       <w:r>
         <w:t>External examples were used to understand how JWT authentication and role-based authorisation can be implemented in an ASP.NET Core Web API. The examples helped with understanding how users can be authenticated and how access can be restricted according to their roles. The ASP.NET Core documentation also explains how the [Authorize] attribute can be used to restrict access to specific roles.</w:t>
       </w:r>
-    </w:p>
-    <w:p>
-      <w:pPr>
-        <w:pStyle w:val="Heading4"/>
-      </w:pPr>
-      <w:r>
-        <w:t>Usage in DIBA Bookings</w:t>
-      </w:r>
-    </w:p>
-    <w:p>
-      <w:r>
-        <w:t>This approach was adapted for the DIBA Bookings backend. The system uses different roles, including Administrator, Conference Centre Staff and Event Organiser. Role restrictions are used on protected controllers and actions, such as administrative functions and booking management.</w:t>
-      </w:r>
-    </w:p>
-    <w:p>
-      <w:pPr>
-        <w:pStyle w:val="Heading4"/>
-      </w:pPr>
-      <w:r>
-        <w:t>Reference</w:t>
-      </w:r>
-    </w:p>
-    <w:p>
-      <w:pPr>
+      <w:r>
         <w:rPr>
           <w:sz w:val="22"/>
           <w:szCs w:val="22"/>
         </w:rPr>
-      </w:pPr>
-      <w:proofErr w:type="spellStart"/>
-      <w:r>
-        <w:rPr>
-          <w:sz w:val="22"/>
-          <w:szCs w:val="22"/>
-        </w:rPr>
-        <w:t>Ogunbunmi</w:t>
-      </w:r>
-      <w:proofErr w:type="spellEnd"/>
-      <w:r>
-        <w:rPr>
-          <w:sz w:val="22"/>
-          <w:szCs w:val="22"/>
-        </w:rPr>
-        <w:t xml:space="preserve">, O. (n.d.). </w:t>
-      </w:r>
-      <w:r>
-        <w:rPr>
-          <w:i/>
-          <w:iCs/>
-          <w:sz w:val="22"/>
-          <w:szCs w:val="22"/>
-        </w:rPr>
-        <w:t>ASP.NET Core Role-Based Authentication API</w:t>
-      </w:r>
-      <w:r>
-        <w:rPr>
-          <w:sz w:val="22"/>
-          <w:szCs w:val="22"/>
-        </w:rPr>
-        <w:t xml:space="preserve">. GitHub. </w:t>
-      </w:r>
-      <w:hyperlink r:id="rId9" w:history="1">
-        <w:r>
+        <w:t xml:space="preserve"> </w:t>
+      </w:r>
+      <w:sdt>
+        <w:sdtPr>
           <w:rPr>
-            <w:rStyle w:val="Hyperlink"/>
-            <w:rFonts w:eastAsiaTheme="majorEastAsia" w:cstheme="majorBidi"/>
             <w:sz w:val="22"/>
             <w:szCs w:val="22"/>
           </w:rPr>
-          <w:t>GitHub repository</w:t>
-        </w:r>
-      </w:hyperlink>
-    </w:p>
-    <w:p>
-      <w:pPr>
+          <w:id w:val="-342477657"/>
+          <w:citation/>
+        </w:sdtPr>
+        <w:sdtContent>
+          <w:r>
+            <w:rPr>
+              <w:sz w:val="22"/>
+              <w:szCs w:val="22"/>
+            </w:rPr>
+            <w:fldChar w:fldCharType="begin"/>
+          </w:r>
+          <w:r>
+            <w:rPr>
+              <w:sz w:val="22"/>
+              <w:szCs w:val="22"/>
+            </w:rPr>
+            <w:instrText xml:space="preserve"> CITATION ola26 \l 7177 </w:instrText>
+          </w:r>
+          <w:r>
+            <w:rPr>
+              <w:sz w:val="22"/>
+              <w:szCs w:val="22"/>
+            </w:rPr>
+            <w:fldChar w:fldCharType="separate"/>
+          </w:r>
+          <w:r>
+            <w:rPr>
+              <w:noProof/>
+              <w:sz w:val="22"/>
+              <w:szCs w:val="22"/>
+            </w:rPr>
+            <w:t>(olaideogunbunmi, 2026)</w:t>
+          </w:r>
+          <w:r>
+            <w:rPr>
+              <w:sz w:val="22"/>
+              <w:szCs w:val="22"/>
+            </w:rPr>
+            <w:fldChar w:fldCharType="end"/>
+          </w:r>
+        </w:sdtContent>
+      </w:sdt>
+      <w:r>
         <w:rPr>
           <w:sz w:val="22"/>
           <w:szCs w:val="22"/>
         </w:rPr>
-      </w:pPr>
-      <w:r>
-        <w:rPr>
-          <w:sz w:val="22"/>
-          <w:szCs w:val="22"/>
-        </w:rPr>
-        <w:t xml:space="preserve">Yeasin90. (n.d.). </w:t>
-      </w:r>
-      <w:r>
-        <w:rPr>
-          <w:i/>
-          <w:iCs/>
-          <w:sz w:val="22"/>
-          <w:szCs w:val="22"/>
-        </w:rPr>
-        <w:t xml:space="preserve">Role Based Access Control (RBAC) using </w:t>
-      </w:r>
-      <w:proofErr w:type="spellStart"/>
-      <w:r>
-        <w:rPr>
-          <w:i/>
-          <w:iCs/>
-          <w:sz w:val="22"/>
-          <w:szCs w:val="22"/>
-        </w:rPr>
-        <w:t>Jwt</w:t>
-      </w:r>
-      <w:proofErr w:type="spellEnd"/>
-      <w:r>
-        <w:rPr>
-          <w:i/>
-          <w:iCs/>
-          <w:sz w:val="22"/>
-          <w:szCs w:val="22"/>
-        </w:rPr>
-        <w:t xml:space="preserve"> token and ASP.NET Core Web API</w:t>
-      </w:r>
-      <w:r>
-        <w:rPr>
-          <w:sz w:val="22"/>
-          <w:szCs w:val="22"/>
-        </w:rPr>
-        <w:t xml:space="preserve">. GitHub. </w:t>
-      </w:r>
-      <w:hyperlink r:id="rId10" w:history="1">
-        <w:r>
+        <w:t xml:space="preserve">; </w:t>
+      </w:r>
+      <w:sdt>
+        <w:sdtPr>
           <w:rPr>
-            <w:rStyle w:val="Hyperlink"/>
-            <w:rFonts w:eastAsiaTheme="majorEastAsia" w:cstheme="majorBidi"/>
             <w:sz w:val="22"/>
             <w:szCs w:val="22"/>
           </w:rPr>
-          <w:t>GitHub repository</w:t>
-        </w:r>
-      </w:hyperlink>
-    </w:p>
-    <w:p>
-      <w:pPr>
-        <w:rPr>
-          <w:sz w:val="22"/>
-          <w:szCs w:val="22"/>
-        </w:rPr>
-      </w:pPr>
-      <w:r>
-        <w:rPr>
-          <w:sz w:val="22"/>
-          <w:szCs w:val="22"/>
-        </w:rPr>
-        <w:t xml:space="preserve">Microsoft. (2026). </w:t>
-      </w:r>
-      <w:r>
-        <w:rPr>
-          <w:i/>
-          <w:iCs/>
-          <w:sz w:val="22"/>
-          <w:szCs w:val="22"/>
-        </w:rPr>
-        <w:t>Role-based authorization in ASP.NET Core</w:t>
-      </w:r>
-      <w:r>
-        <w:rPr>
-          <w:sz w:val="22"/>
-          <w:szCs w:val="22"/>
-        </w:rPr>
-        <w:t xml:space="preserve">. Microsoft Learn. </w:t>
-      </w:r>
-      <w:hyperlink r:id="rId11" w:history="1">
-        <w:r>
-          <w:rPr>
-            <w:rStyle w:val="Hyperlink"/>
-            <w:rFonts w:eastAsiaTheme="majorEastAsia" w:cstheme="majorBidi"/>
-            <w:sz w:val="22"/>
-            <w:szCs w:val="22"/>
-          </w:rPr>
-          <w:t>Microsoft Learn article</w:t>
-        </w:r>
-      </w:hyperlink>
+          <w:id w:val="-1053234585"/>
+          <w:citation/>
+        </w:sdtPr>
+        <w:sdtContent>
+          <w:r>
+            <w:rPr>
+              <w:sz w:val="22"/>
+              <w:szCs w:val="22"/>
+            </w:rPr>
+            <w:fldChar w:fldCharType="begin"/>
+          </w:r>
+          <w:r>
+            <w:rPr>
+              <w:sz w:val="22"/>
+              <w:szCs w:val="22"/>
+            </w:rPr>
+            <w:instrText xml:space="preserve"> CITATION Mic26 \l 7177 </w:instrText>
+          </w:r>
+          <w:r>
+            <w:rPr>
+              <w:sz w:val="22"/>
+              <w:szCs w:val="22"/>
+            </w:rPr>
+            <w:fldChar w:fldCharType="separate"/>
+          </w:r>
+          <w:r>
+            <w:rPr>
+              <w:noProof/>
+              <w:sz w:val="22"/>
+              <w:szCs w:val="22"/>
+            </w:rPr>
+            <w:t>(Microsoft, 2026)</w:t>
+          </w:r>
+          <w:r>
+            <w:rPr>
+              <w:sz w:val="22"/>
+              <w:szCs w:val="22"/>
+            </w:rPr>
+            <w:fldChar w:fldCharType="end"/>
+          </w:r>
+        </w:sdtContent>
+      </w:sdt>
+    </w:p>
+    <w:p>
+      <w:pPr>
+        <w:pStyle w:val="Heading4"/>
+      </w:pPr>
+      <w:r>
+        <w:t>Usage in DIBA Bookings</w:t>
+      </w:r>
+    </w:p>
+    <w:p>
+      <w:r>
+        <w:t>This approach was adapted for the DIBA Bookings backend. The system uses different roles, including Administrator, Conference Centre Staff and Event Organiser. Role restrictions are used on protected controllers and actions, such as administrative functions and booking management.</w:t>
+      </w:r>
     </w:p>
     <w:p>
       <w:pPr>
@@ -11522,13 +11362,58 @@
     </w:p>
     <w:p>
       <w:r>
-        <w:t>A meeting-room reservation project was reviewed to understand how a booking system can prevent two users from reserving the same room for overlapping times. The project uses validation to prevent overlapping reservations.</w:t>
-      </w:r>
-    </w:p>
-    <w:p>
+        <w:t>A meeting-room reservation project was reviewed to understand how a booking system can prevent two users from reserving the same room for overlapping times. The project uses validation to prevent overlapping reservations</w:t>
+      </w:r>
+      <w:sdt>
+        <w:sdtPr>
+          <w:id w:val="989213660"/>
+          <w:citation/>
+        </w:sdtPr>
+        <w:sdtContent>
+          <w:r>
+            <w:fldChar w:fldCharType="begin"/>
+          </w:r>
+          <w:r>
+            <w:instrText xml:space="preserve">CITATION oua22 \l 7177 </w:instrText>
+          </w:r>
+          <w:r>
+            <w:fldChar w:fldCharType="separate"/>
+          </w:r>
+          <w:r>
+            <w:rPr>
+              <w:noProof/>
+            </w:rPr>
+            <w:t xml:space="preserve"> (ouardini14, 2022)</w:t>
+          </w:r>
+          <w:r>
+            <w:fldChar w:fldCharType="end"/>
+          </w:r>
+        </w:sdtContent>
+      </w:sdt>
+      <w:r>
+        <w:t>.</w:t>
+      </w:r>
+    </w:p>
+    <w:p>
+      <w:pPr>
+        <w:pStyle w:val="Heading4"/>
+      </w:pPr>
+      <w:r>
+        <w:t>Usage in DIBA Bookings</w:t>
+      </w:r>
+    </w:p>
+    <w:p>
+      <w:r>
+        <w:t>The approach was adapted for the DIBA Bookings system. Before a booking is created, the backend checks whether another booking exists for the selected venue and time period. Pending and Approved bookings are considered when checking for conflicts. If a conflict is found, the system stops the booking from being created.</w:t>
+      </w:r>
+    </w:p>
+    <w:p>
+      <w:pPr>
+        <w:pStyle w:val="Heading3"/>
+      </w:pPr>
       <w:r>
         <w:lastRenderedPageBreak/>
-        <w:t>A Stack Overflow discussion was also used to understand the general logic for checking whether two date ranges overlap.</w:t>
+        <w:t>1.3.3 Conference Booking and Approval Processes</w:t>
       </w:r>
     </w:p>
     <w:p>
@@ -11536,12 +11421,74 @@
         <w:pStyle w:val="Heading4"/>
       </w:pPr>
       <w:r>
+        <w:t>Description</w:t>
+      </w:r>
+    </w:p>
+    <w:p>
+      <w:r>
+        <w:t>A conference booking API was reviewed to understand how a backend system can manage conference rooms, reservations and user access. The project uses ASP.NET Core and includes booking management and role-based access</w:t>
+      </w:r>
+      <w:sdt>
+        <w:sdtPr>
+          <w:id w:val="-872458104"/>
+          <w:citation/>
+        </w:sdtPr>
+        <w:sdtContent>
+          <w:r>
+            <w:fldChar w:fldCharType="begin"/>
+          </w:r>
+          <w:r>
+            <w:instrText xml:space="preserve"> CITATION Jed24 \l 7177 </w:instrText>
+          </w:r>
+          <w:r>
+            <w:fldChar w:fldCharType="separate"/>
+          </w:r>
+          <w:r>
+            <w:rPr>
+              <w:noProof/>
+            </w:rPr>
+            <w:t xml:space="preserve"> (JedAngelo, 2024)</w:t>
+          </w:r>
+          <w:r>
+            <w:fldChar w:fldCharType="end"/>
+          </w:r>
+        </w:sdtContent>
+      </w:sdt>
+      <w:r>
+        <w:t>.</w:t>
+      </w:r>
+      <w:r>
+        <w:t xml:space="preserve"> </w:t>
+      </w:r>
+      <w:r>
+        <w:t>A</w:t>
+      </w:r>
+      <w:r>
+        <w:t>lso</w:t>
+      </w:r>
+      <w:r>
+        <w:t xml:space="preserve"> was reviewed to understand how bookings, events, notifications and administrative actions can work together in one system.</w:t>
+      </w:r>
+    </w:p>
+    <w:p>
+      <w:pPr>
+        <w:pStyle w:val="Heading4"/>
+      </w:pPr>
+      <w:r>
         <w:t>Usage in DIBA Bookings</w:t>
       </w:r>
     </w:p>
     <w:p>
       <w:r>
-        <w:t>The approach was adapted for the DIBA Bookings system. Before a booking is created, the backend checks whether another booking exists for the selected venue and time period. Pending and Approved bookings are considered when checking for conflicts. If a conflict is found, the system stops the booking from being created.</w:t>
+        <w:t>These ideas were adapted for the DIBA booking process. An Event Organiser creates a booking, after which Conference Centre Staff can approve or reject it. The system also requires a rejection reason when a booking is rejected. When a booking is approved or rejected, the system creates a notification for the Event Organiser and records the action in the audit log.</w:t>
+      </w:r>
+    </w:p>
+    <w:p>
+      <w:pPr>
+        <w:pStyle w:val="Heading3"/>
+      </w:pPr>
+      <w:r>
+        <w:t>1.3.4 User Notifications</w:t>
       </w:r>
     </w:p>
     <w:p>
@@ -11549,119 +11496,93 @@
         <w:pStyle w:val="Heading4"/>
       </w:pPr>
       <w:r>
-        <w:t>Reference</w:t>
-      </w:r>
-    </w:p>
-    <w:p>
-      <w:pPr>
-        <w:rPr>
-          <w:sz w:val="22"/>
-          <w:szCs w:val="22"/>
-        </w:rPr>
-      </w:pPr>
-      <w:proofErr w:type="spellStart"/>
-      <w:r>
-        <w:rPr>
-          <w:sz w:val="22"/>
-          <w:szCs w:val="22"/>
-        </w:rPr>
-        <w:t>ErmaoCyber</w:t>
-      </w:r>
-      <w:proofErr w:type="spellEnd"/>
-      <w:r>
-        <w:rPr>
-          <w:sz w:val="22"/>
-          <w:szCs w:val="22"/>
-        </w:rPr>
-        <w:t xml:space="preserve">. (n.d.). </w:t>
-      </w:r>
-      <w:r>
-        <w:rPr>
-          <w:i/>
-          <w:iCs/>
-          <w:sz w:val="22"/>
-          <w:szCs w:val="22"/>
-        </w:rPr>
-        <w:t>Meeting-room-reservation-</w:t>
-      </w:r>
-      <w:proofErr w:type="spellStart"/>
-      <w:r>
-        <w:rPr>
-          <w:i/>
-          <w:iCs/>
-          <w:sz w:val="22"/>
-          <w:szCs w:val="22"/>
-        </w:rPr>
-        <w:t>api</w:t>
-      </w:r>
-      <w:proofErr w:type="spellEnd"/>
-      <w:r>
-        <w:rPr>
-          <w:sz w:val="22"/>
-          <w:szCs w:val="22"/>
-        </w:rPr>
-        <w:t xml:space="preserve">. GitHub. </w:t>
-      </w:r>
-      <w:hyperlink r:id="rId12" w:history="1">
-        <w:r>
-          <w:rPr>
-            <w:rStyle w:val="Hyperlink"/>
-            <w:rFonts w:eastAsiaTheme="majorEastAsia" w:cstheme="majorBidi"/>
-            <w:sz w:val="22"/>
-            <w:szCs w:val="22"/>
-          </w:rPr>
-          <w:t>GitHub repository</w:t>
-        </w:r>
-      </w:hyperlink>
-    </w:p>
-    <w:p>
-      <w:pPr>
-        <w:rPr>
-          <w:sz w:val="22"/>
-          <w:szCs w:val="22"/>
-        </w:rPr>
-      </w:pPr>
-      <w:r>
-        <w:rPr>
-          <w:sz w:val="22"/>
-          <w:szCs w:val="22"/>
-        </w:rPr>
-        <w:t xml:space="preserve">Nelson, I. (2008). </w:t>
-      </w:r>
-      <w:r>
-        <w:rPr>
-          <w:i/>
-          <w:iCs/>
-          <w:sz w:val="22"/>
-          <w:szCs w:val="22"/>
-        </w:rPr>
-        <w:t>Determine whether two date ranges overlap</w:t>
-      </w:r>
-      <w:r>
-        <w:rPr>
-          <w:sz w:val="22"/>
-          <w:szCs w:val="22"/>
-        </w:rPr>
-        <w:t xml:space="preserve">. Stack Overflow. </w:t>
-      </w:r>
-      <w:hyperlink r:id="rId13" w:history="1">
-        <w:r>
-          <w:rPr>
-            <w:rStyle w:val="Hyperlink"/>
-            <w:rFonts w:eastAsiaTheme="majorEastAsia" w:cstheme="majorBidi"/>
-            <w:sz w:val="22"/>
-            <w:szCs w:val="22"/>
-          </w:rPr>
-          <w:t>Stack Overflow question</w:t>
-        </w:r>
-      </w:hyperlink>
+        <w:t>Description</w:t>
+      </w:r>
+    </w:p>
+    <w:p>
+      <w:r>
+        <w:t>An ASP.NET Core notification service was reviewed to understand how notifications can be stored and provided to individual users. The project includes single-user notifications and read/unread tracking.</w:t>
+      </w:r>
+      <w:sdt>
+        <w:sdtPr>
+          <w:id w:val="-670329213"/>
+          <w:citation/>
+        </w:sdtPr>
+        <w:sdtContent>
+          <w:r>
+            <w:fldChar w:fldCharType="begin"/>
+          </w:r>
+          <w:r>
+            <w:instrText xml:space="preserve"> CITATION Oma26 \l 7177 </w:instrText>
+          </w:r>
+          <w:r>
+            <w:fldChar w:fldCharType="separate"/>
+          </w:r>
+          <w:r>
+            <w:rPr>
+              <w:noProof/>
+            </w:rPr>
+            <w:t xml:space="preserve"> (Hisham, 2026)</w:t>
+          </w:r>
+          <w:r>
+            <w:fldChar w:fldCharType="end"/>
+          </w:r>
+        </w:sdtContent>
+      </w:sdt>
+    </w:p>
+    <w:p>
+      <w:r>
+        <w:t>A personal finance dashboard project was also reviewed because it includes a notification service with user-based notification retrieval and a mark-as-read function</w:t>
+      </w:r>
+      <w:sdt>
+        <w:sdtPr>
+          <w:id w:val="-1665934920"/>
+          <w:citation/>
+        </w:sdtPr>
+        <w:sdtContent>
+          <w:r>
+            <w:fldChar w:fldCharType="begin"/>
+          </w:r>
+          <w:r>
+            <w:instrText xml:space="preserve"> CITATION Jos26 \l 7177 </w:instrText>
+          </w:r>
+          <w:r>
+            <w:fldChar w:fldCharType="separate"/>
+          </w:r>
+          <w:r>
+            <w:rPr>
+              <w:noProof/>
+            </w:rPr>
+            <w:t xml:space="preserve"> (Iriarte, 2026)</w:t>
+          </w:r>
+          <w:r>
+            <w:fldChar w:fldCharType="end"/>
+          </w:r>
+        </w:sdtContent>
+      </w:sdt>
+      <w:r>
+        <w:t>.</w:t>
+      </w:r>
+    </w:p>
+    <w:p>
+      <w:pPr>
+        <w:pStyle w:val="Heading4"/>
+      </w:pPr>
+      <w:r>
+        <w:t>Usage in DIBA Bookings</w:t>
+      </w:r>
+    </w:p>
+    <w:p>
+      <w:r>
+        <w:t>The notification approach was adapted for DIBA Bookings. Notifications are linked to individual users and can also be linked to a booking. Users can retrieve their own notifications, view whether a notification has been read and mark unread notifications as read.</w:t>
+      </w:r>
     </w:p>
     <w:p>
       <w:pPr>
         <w:pStyle w:val="Heading3"/>
       </w:pPr>
       <w:r>
-        <w:t>1.3.3 Conference Booking and Approval Processes</w:t>
+        <w:t>1.3.5 Audit Logging</w:t>
       </w:r>
     </w:p>
     <w:p>
@@ -11674,12 +11595,70 @@
     </w:p>
     <w:p>
       <w:r>
-        <w:t>A conference booking API was reviewed to understand how a backend system can manage conference rooms, reservations and user access. The project uses ASP.NET Core and includes booking management and role-based access.</w:t>
-      </w:r>
-    </w:p>
-    <w:p>
-      <w:r>
-        <w:t>Another event management project was reviewed to understand how bookings, events, notifications and administrative actions can work together in one system.</w:t>
+        <w:t>The Accessly project was reviewed to understand how important system actions can be recorded in an audit log. The project records actions together with information about the actor and affected entity</w:t>
+      </w:r>
+      <w:sdt>
+        <w:sdtPr>
+          <w:id w:val="1538860696"/>
+          <w:citation/>
+        </w:sdtPr>
+        <w:sdtContent>
+          <w:r>
+            <w:fldChar w:fldCharType="begin"/>
+          </w:r>
+          <w:r>
+            <w:instrText xml:space="preserve">CITATION htt26 \l 7177 </w:instrText>
+          </w:r>
+          <w:r>
+            <w:fldChar w:fldCharType="separate"/>
+          </w:r>
+          <w:r>
+            <w:rPr>
+              <w:noProof/>
+            </w:rPr>
+            <w:t xml:space="preserve"> (Lakhili, 2026)</w:t>
+          </w:r>
+          <w:r>
+            <w:fldChar w:fldCharType="end"/>
+          </w:r>
+        </w:sdtContent>
+      </w:sdt>
+      <w:r>
+        <w:t>.</w:t>
+      </w:r>
+    </w:p>
+    <w:p>
+      <w:r>
+        <w:t>The Headless Framework project was also reviewed because it includes audit logging as one of its backend features</w:t>
+      </w:r>
+      <w:sdt>
+        <w:sdtPr>
+          <w:id w:val="-1071881557"/>
+          <w:citation/>
+        </w:sdtPr>
+        <w:sdtContent>
+          <w:r>
+            <w:fldChar w:fldCharType="begin"/>
+          </w:r>
+          <w:r>
+            <w:instrText xml:space="preserve"> CITATION Sha26 \l 7177 </w:instrText>
+          </w:r>
+          <w:r>
+            <w:fldChar w:fldCharType="separate"/>
+          </w:r>
+          <w:r>
+            <w:rPr>
+              <w:noProof/>
+            </w:rPr>
+            <w:t xml:space="preserve"> (Shaheen, 2026)</w:t>
+          </w:r>
+          <w:r>
+            <w:fldChar w:fldCharType="end"/>
+          </w:r>
+        </w:sdtContent>
+      </w:sdt>
+      <w:r>
+        <w:t>.</w:t>
       </w:r>
     </w:p>
     <w:p>
@@ -11692,415 +11671,12 @@
     </w:p>
     <w:p>
       <w:r>
-        <w:t>These ideas were adapted for the DIBA booking process. An Event Organiser creates a booking, after which Conference Centre Staff can approve or reject it. The system also requires a rejection reason when a booking is rejected. When a booking is approved or rejected, the system creates a notification for the Event Organiser and records the action in the audit log.</w:t>
-      </w:r>
-    </w:p>
-    <w:p>
-      <w:pPr>
-        <w:pStyle w:val="Heading4"/>
-      </w:pPr>
-      <w:r>
-        <w:t>Reference</w:t>
-      </w:r>
-    </w:p>
-    <w:p>
-      <w:pPr>
-        <w:rPr>
-          <w:sz w:val="22"/>
-          <w:szCs w:val="22"/>
-        </w:rPr>
-      </w:pPr>
-      <w:proofErr w:type="spellStart"/>
-      <w:r>
-        <w:rPr>
-          <w:sz w:val="22"/>
-          <w:szCs w:val="22"/>
-        </w:rPr>
-        <w:t>JedAngelo</w:t>
-      </w:r>
-      <w:proofErr w:type="spellEnd"/>
-      <w:r>
-        <w:rPr>
-          <w:sz w:val="22"/>
-          <w:szCs w:val="22"/>
-        </w:rPr>
-        <w:t xml:space="preserve">. (n.d.). </w:t>
-      </w:r>
-      <w:proofErr w:type="spellStart"/>
-      <w:r>
-        <w:rPr>
-          <w:i/>
-          <w:iCs/>
-          <w:sz w:val="22"/>
-          <w:szCs w:val="22"/>
-        </w:rPr>
-        <w:t>ConferenceBookingApi</w:t>
-      </w:r>
-      <w:proofErr w:type="spellEnd"/>
-      <w:r>
-        <w:rPr>
-          <w:sz w:val="22"/>
-          <w:szCs w:val="22"/>
-        </w:rPr>
-        <w:t xml:space="preserve">. GitHub. </w:t>
-      </w:r>
-      <w:hyperlink r:id="rId14" w:history="1">
-        <w:r>
-          <w:rPr>
-            <w:rStyle w:val="Hyperlink"/>
-            <w:rFonts w:eastAsiaTheme="majorEastAsia" w:cstheme="majorBidi"/>
-            <w:sz w:val="22"/>
-            <w:szCs w:val="22"/>
-          </w:rPr>
-          <w:t>GitHub repository</w:t>
-        </w:r>
-      </w:hyperlink>
-    </w:p>
-    <w:p>
-      <w:pPr>
-        <w:rPr>
-          <w:sz w:val="22"/>
-          <w:szCs w:val="22"/>
-        </w:rPr>
-      </w:pPr>
-      <w:proofErr w:type="spellStart"/>
-      <w:r>
-        <w:rPr>
-          <w:sz w:val="22"/>
-          <w:szCs w:val="22"/>
-        </w:rPr>
-        <w:t>Lakhili</w:t>
-      </w:r>
-      <w:proofErr w:type="spellEnd"/>
-      <w:r>
-        <w:rPr>
-          <w:sz w:val="22"/>
-          <w:szCs w:val="22"/>
-        </w:rPr>
-        <w:t xml:space="preserve">, M. (n.d.). </w:t>
-      </w:r>
-      <w:proofErr w:type="spellStart"/>
-      <w:r>
-        <w:rPr>
-          <w:i/>
-          <w:iCs/>
-          <w:sz w:val="22"/>
-          <w:szCs w:val="22"/>
-        </w:rPr>
-        <w:t>Accessly</w:t>
-      </w:r>
-      <w:proofErr w:type="spellEnd"/>
-      <w:r>
-        <w:rPr>
-          <w:sz w:val="22"/>
-          <w:szCs w:val="22"/>
-        </w:rPr>
-        <w:t xml:space="preserve">. GitHub. </w:t>
-      </w:r>
-      <w:hyperlink r:id="rId15" w:history="1">
-        <w:r>
-          <w:rPr>
-            <w:rStyle w:val="Hyperlink"/>
-            <w:rFonts w:eastAsiaTheme="majorEastAsia" w:cstheme="majorBidi"/>
-            <w:sz w:val="22"/>
-            <w:szCs w:val="22"/>
-          </w:rPr>
-          <w:t>GitHub repository</w:t>
-        </w:r>
-      </w:hyperlink>
-    </w:p>
-    <w:p>
-      <w:pPr>
-        <w:pStyle w:val="Heading3"/>
-      </w:pPr>
-      <w:r>
-        <w:t>1.3.4 User Notifications</w:t>
-      </w:r>
-    </w:p>
-    <w:p>
-      <w:pPr>
-        <w:pStyle w:val="Heading4"/>
-      </w:pPr>
-      <w:r>
-        <w:t>Description</w:t>
-      </w:r>
-    </w:p>
-    <w:p>
-      <w:r>
-        <w:t>An ASP.NET Core notification service was reviewed to understand how notifications can be stored and provided to individual users. The project includes single-user notifications and read/unread tracking.</w:t>
-      </w:r>
-    </w:p>
-    <w:p>
-      <w:r>
-        <w:t>A personal finance dashboard project was also reviewed because it includes a notification service with user-based notification retrieval and a mark-as-read function.</w:t>
-      </w:r>
-    </w:p>
-    <w:p>
-      <w:pPr>
-        <w:pStyle w:val="Heading4"/>
-      </w:pPr>
+        <w:t xml:space="preserve">The audit logging approach was adapted for DIBA Bookings. The system records important actions such as booking approval, booking rejection and booking </w:t>
+      </w:r>
       <w:r>
         <w:lastRenderedPageBreak/>
-        <w:t>Usage in DIBA Bookings</w:t>
-      </w:r>
-    </w:p>
-    <w:p>
-      <w:r>
-        <w:t>The notification approach was adapted for DIBA Bookings. Notifications are linked to individual users and can also be linked to a booking. Users can retrieve their own notifications, view whether a notification has been read and mark unread notifications as read.</w:t>
-      </w:r>
-    </w:p>
-    <w:p>
-      <w:pPr>
-        <w:pStyle w:val="Heading4"/>
-      </w:pPr>
-      <w:r>
-        <w:t>Reference</w:t>
-      </w:r>
-    </w:p>
-    <w:p>
-      <w:pPr>
-        <w:rPr>
-          <w:sz w:val="22"/>
-          <w:szCs w:val="22"/>
-        </w:rPr>
-      </w:pPr>
-      <w:r>
-        <w:rPr>
-          <w:sz w:val="22"/>
-          <w:szCs w:val="22"/>
-        </w:rPr>
-        <w:t xml:space="preserve">Oh011. (n.d.). </w:t>
-      </w:r>
-      <w:proofErr w:type="spellStart"/>
-      <w:r>
-        <w:rPr>
-          <w:i/>
-          <w:iCs/>
-          <w:sz w:val="22"/>
-          <w:szCs w:val="22"/>
-        </w:rPr>
-        <w:t>NotificationService</w:t>
-      </w:r>
-      <w:proofErr w:type="spellEnd"/>
-      <w:r>
-        <w:rPr>
-          <w:sz w:val="22"/>
-          <w:szCs w:val="22"/>
-        </w:rPr>
-        <w:t xml:space="preserve">. GitHub. </w:t>
-      </w:r>
-      <w:hyperlink r:id="rId16" w:history="1">
-        <w:r>
-          <w:rPr>
-            <w:rStyle w:val="Hyperlink"/>
-            <w:rFonts w:eastAsiaTheme="majorEastAsia" w:cstheme="majorBidi"/>
-            <w:sz w:val="22"/>
-            <w:szCs w:val="22"/>
-          </w:rPr>
-          <w:t>GitHub repository</w:t>
-        </w:r>
-      </w:hyperlink>
-    </w:p>
-    <w:p>
-      <w:pPr>
-        <w:rPr>
-          <w:sz w:val="22"/>
-          <w:szCs w:val="22"/>
-        </w:rPr>
-      </w:pPr>
-      <w:proofErr w:type="spellStart"/>
-      <w:r>
-        <w:rPr>
-          <w:sz w:val="22"/>
-          <w:szCs w:val="22"/>
-        </w:rPr>
-        <w:t>Tigerbluejay</w:t>
-      </w:r>
-      <w:proofErr w:type="spellEnd"/>
-      <w:r>
-        <w:rPr>
-          <w:sz w:val="22"/>
-          <w:szCs w:val="22"/>
-        </w:rPr>
-        <w:t xml:space="preserve">. (n.d.). </w:t>
-      </w:r>
-      <w:r>
-        <w:rPr>
-          <w:i/>
-          <w:iCs/>
-          <w:sz w:val="22"/>
-          <w:szCs w:val="22"/>
-        </w:rPr>
-        <w:t>Microservices Infrastructure Personal Finance Dashboard</w:t>
-      </w:r>
-      <w:r>
-        <w:rPr>
-          <w:sz w:val="22"/>
-          <w:szCs w:val="22"/>
-        </w:rPr>
-        <w:t xml:space="preserve">. GitHub. </w:t>
-      </w:r>
-      <w:hyperlink r:id="rId17" w:history="1">
-        <w:r>
-          <w:rPr>
-            <w:rStyle w:val="Hyperlink"/>
-            <w:rFonts w:eastAsiaTheme="majorEastAsia" w:cstheme="majorBidi"/>
-            <w:sz w:val="22"/>
-            <w:szCs w:val="22"/>
-          </w:rPr>
-          <w:t>GitHub repository</w:t>
-        </w:r>
-      </w:hyperlink>
-    </w:p>
-    <w:p>
-      <w:pPr>
-        <w:pStyle w:val="Heading3"/>
-      </w:pPr>
-      <w:r>
-        <w:t>1.3.5 Audit Logging</w:t>
-      </w:r>
-    </w:p>
-    <w:p>
-      <w:pPr>
-        <w:pStyle w:val="Heading4"/>
-      </w:pPr>
-      <w:r>
-        <w:t>Description</w:t>
-      </w:r>
-    </w:p>
-    <w:p>
-      <w:r>
-        <w:t xml:space="preserve">The </w:t>
-      </w:r>
-      <w:proofErr w:type="spellStart"/>
-      <w:r>
-        <w:t>Accessly</w:t>
-      </w:r>
-      <w:proofErr w:type="spellEnd"/>
-      <w:r>
-        <w:t xml:space="preserve"> project was reviewed to understand how important system actions can be recorded in an audit log. The project records actions together with information about the actor and affected entity.</w:t>
-      </w:r>
-    </w:p>
-    <w:p>
-      <w:r>
-        <w:t>The Headless Framework project was also reviewed because it includes audit logging as one of its backend features.</w:t>
-      </w:r>
-    </w:p>
-    <w:p>
-      <w:pPr>
-        <w:pStyle w:val="Heading4"/>
-      </w:pPr>
-      <w:r>
-        <w:t>Usage in DIBA Bookings</w:t>
-      </w:r>
-    </w:p>
-    <w:p>
-      <w:r>
-        <w:t>The audit logging approach was adapted for DIBA Bookings. The system records important actions such as booking approval, booking rejection and booking cancellation. The audit record stores information such as the action, description, date and user who performed the action. This allows administrators to review important activities in the system.</w:t>
-      </w:r>
-    </w:p>
-    <w:p>
-      <w:pPr>
-        <w:pStyle w:val="Heading4"/>
-      </w:pPr>
-      <w:r>
-        <w:t>Reference</w:t>
-      </w:r>
-    </w:p>
-    <w:p>
-      <w:pPr>
-        <w:rPr>
-          <w:sz w:val="22"/>
-          <w:szCs w:val="22"/>
-        </w:rPr>
-      </w:pPr>
-      <w:proofErr w:type="spellStart"/>
-      <w:r>
-        <w:rPr>
-          <w:sz w:val="22"/>
-          <w:szCs w:val="22"/>
-        </w:rPr>
-        <w:t>Lakhili</w:t>
-      </w:r>
-      <w:proofErr w:type="spellEnd"/>
-      <w:r>
-        <w:rPr>
-          <w:sz w:val="22"/>
-          <w:szCs w:val="22"/>
-        </w:rPr>
-        <w:t xml:space="preserve">, M. (n.d.). </w:t>
-      </w:r>
-      <w:proofErr w:type="spellStart"/>
-      <w:r>
-        <w:rPr>
-          <w:i/>
-          <w:iCs/>
-          <w:sz w:val="22"/>
-          <w:szCs w:val="22"/>
-        </w:rPr>
-        <w:t>Accessly</w:t>
-      </w:r>
-      <w:proofErr w:type="spellEnd"/>
-      <w:r>
-        <w:rPr>
-          <w:sz w:val="22"/>
-          <w:szCs w:val="22"/>
-        </w:rPr>
-        <w:t xml:space="preserve">. GitHub. </w:t>
-      </w:r>
-      <w:hyperlink r:id="rId18" w:history="1">
-        <w:r>
-          <w:rPr>
-            <w:rStyle w:val="Hyperlink"/>
-            <w:rFonts w:eastAsiaTheme="majorEastAsia" w:cstheme="majorBidi"/>
-            <w:sz w:val="22"/>
-            <w:szCs w:val="22"/>
-          </w:rPr>
-          <w:t>GitHub repository</w:t>
-        </w:r>
-      </w:hyperlink>
-    </w:p>
-    <w:p>
-      <w:pPr>
-        <w:rPr>
-          <w:sz w:val="22"/>
-          <w:szCs w:val="22"/>
-        </w:rPr>
-      </w:pPr>
-      <w:r>
-        <w:rPr>
-          <w:sz w:val="22"/>
-          <w:szCs w:val="22"/>
-        </w:rPr>
-        <w:t xml:space="preserve">Shaheen, X. (n.d.). </w:t>
-      </w:r>
-      <w:r>
-        <w:rPr>
-          <w:i/>
-          <w:iCs/>
-          <w:sz w:val="22"/>
-          <w:szCs w:val="22"/>
-        </w:rPr>
-        <w:t>Headless Framework</w:t>
-      </w:r>
-      <w:r>
-        <w:rPr>
-          <w:sz w:val="22"/>
-          <w:szCs w:val="22"/>
-        </w:rPr>
-        <w:t xml:space="preserve">. GitHub. </w:t>
-      </w:r>
-      <w:hyperlink r:id="rId19" w:history="1">
-        <w:r>
-          <w:rPr>
-            <w:rStyle w:val="Hyperlink"/>
-            <w:rFonts w:eastAsiaTheme="majorEastAsia" w:cstheme="majorBidi"/>
-            <w:sz w:val="22"/>
-            <w:szCs w:val="22"/>
-          </w:rPr>
-          <w:t>GitHub repository</w:t>
-        </w:r>
-      </w:hyperlink>
+        <w:t>cancellation. The audit record stores information such as the action, description, date and user who performed the action. This allows administrators to review important activities in the system.</w:t>
+      </w:r>
     </w:p>
     <w:p>
       <w:pPr>
@@ -12229,7 +11805,6 @@
           </w:tcPr>
           <w:p>
             <w:r>
-              <w:lastRenderedPageBreak/>
               <w:t>User notifications</w:t>
             </w:r>
           </w:p>
@@ -12393,7 +11968,14 @@
         <w:rPr>
           <w:lang w:eastAsia="en-ZA"/>
         </w:rPr>
-        <w:t>The problem was managed by breaking the project into smaller requirements and documenting the system before implementing the main features.</w:t>
+        <w:t xml:space="preserve">The </w:t>
+      </w:r>
+      <w:r>
+        <w:rPr>
+          <w:lang w:eastAsia="en-ZA"/>
+        </w:rPr>
+        <w:lastRenderedPageBreak/>
+        <w:t>problem was managed by breaking the project into smaller requirements and documenting the system before implementing the main features.</w:t>
       </w:r>
     </w:p>
     <w:p>
@@ -12472,7 +12054,6 @@
         <w:rPr>
           <w:lang w:eastAsia="en-ZA"/>
         </w:rPr>
-        <w:lastRenderedPageBreak/>
         <w:t>This was difficult because changes made to the design could also affect the database, backend and frontend.</w:t>
       </w:r>
       <w:r>
@@ -12780,6 +12361,7 @@
         <w:rPr>
           <w:lang w:eastAsia="en-ZA"/>
         </w:rPr>
+        <w:lastRenderedPageBreak/>
         <w:t>The controller eventually had to handle:</w:t>
       </w:r>
     </w:p>
@@ -12996,7 +12578,6 @@
         <w:rPr>
           <w:lang w:eastAsia="en-ZA"/>
         </w:rPr>
-        <w:lastRenderedPageBreak/>
         <w:t>creating notifications; and</w:t>
       </w:r>
     </w:p>
@@ -13197,6 +12778,7 @@
         <w:rPr>
           <w:lang w:eastAsia="en-ZA"/>
         </w:rPr>
+        <w:lastRenderedPageBreak/>
         <w:t>For example, if a venue was booked from 10:00 to 12:00, another booking from 11:00 to 13:00 should not be allowed.</w:t>
       </w:r>
     </w:p>
@@ -13318,7 +12900,6 @@
         <w:rPr>
           <w:lang w:eastAsia="en-ZA"/>
         </w:rPr>
-        <w:lastRenderedPageBreak/>
         <w:t>Rejected;</w:t>
       </w:r>
     </w:p>
@@ -13516,6 +13097,7 @@
         <w:rPr>
           <w:lang w:eastAsia="en-ZA"/>
         </w:rPr>
+        <w:lastRenderedPageBreak/>
         <w:t>The team therefore had to create and test different user accounts and check both allowed and restricted actions.</w:t>
       </w:r>
       <w:r>
@@ -13610,21 +13192,221 @@
           <w:rFonts w:eastAsia="Times New Roman"/>
           <w:lang w:eastAsia="en-ZA"/>
         </w:rPr>
+        <w:t>1.4.11 Limited Development Time and Laboratory Access</w:t>
+      </w:r>
+    </w:p>
+    <w:p>
+      <w:pPr>
+        <w:rPr>
+          <w:lang w:eastAsia="en-ZA"/>
+        </w:rPr>
+      </w:pPr>
+      <w:r>
+        <w:rPr>
+          <w:lang w:eastAsia="en-ZA"/>
+        </w:rPr>
+        <w:t>Limited access to university computers was another major challenge.</w:t>
+      </w:r>
+      <w:r>
+        <w:rPr>
+          <w:lang w:eastAsia="en-ZA"/>
+        </w:rPr>
+        <w:t xml:space="preserve"> </w:t>
+      </w:r>
+      <w:r>
+        <w:rPr>
+          <w:lang w:eastAsia="en-ZA"/>
+        </w:rPr>
+        <w:t>The team was not given enough time to use the laboratory computers for all the work required by the project. The laboratories also had limited operating hours, which reduced the amount of time available for development.</w:t>
+      </w:r>
+    </w:p>
+    <w:p>
+      <w:pPr>
+        <w:rPr>
+          <w:lang w:eastAsia="en-ZA"/>
+        </w:rPr>
+      </w:pPr>
+      <w:r>
+        <w:rPr>
+          <w:lang w:eastAsia="en-ZA"/>
+        </w:rPr>
+        <w:t>This was especially difficult because software development often requires time to install tools, open the development environment, build the application, test the system and investigate errors.</w:t>
+      </w:r>
+    </w:p>
+    <w:p>
+      <w:pPr>
+        <w:rPr>
+          <w:lang w:eastAsia="en-ZA"/>
+        </w:rPr>
+      </w:pPr>
+      <w:r>
+        <w:rPr>
+          <w:lang w:eastAsia="en-ZA"/>
+        </w:rPr>
+        <w:t>There were situations where the team was still working on a problem when the available laboratory time was ending.</w:t>
+      </w:r>
+      <w:r>
+        <w:rPr>
+          <w:lang w:eastAsia="en-ZA"/>
+        </w:rPr>
+        <w:t xml:space="preserve"> </w:t>
+      </w:r>
+      <w:r>
+        <w:rPr>
+          <w:lang w:eastAsia="en-ZA"/>
+        </w:rPr>
+        <w:t>The team therefore had to make careful use of the available laboratory time and continue working outside the laboratories when possible.</w:t>
+      </w:r>
+      <w:r>
+        <w:rPr>
+          <w:lang w:eastAsia="en-ZA"/>
+        </w:rPr>
+        <w:t xml:space="preserve"> </w:t>
+      </w:r>
+      <w:r>
+        <w:rPr>
+          <w:lang w:eastAsia="en-ZA"/>
+        </w:rPr>
+        <w:t>This limitation affected the speed of development and required the team to manage its time carefully.</w:t>
+      </w:r>
+    </w:p>
+    <w:p>
+      <w:pPr>
+        <w:pStyle w:val="Heading3"/>
+        <w:rPr>
+          <w:rFonts w:eastAsia="Times New Roman"/>
+          <w:lang w:eastAsia="en-ZA"/>
+        </w:rPr>
+      </w:pPr>
+      <w:r>
+        <w:rPr>
+          <w:rFonts w:eastAsia="Times New Roman"/>
+          <w:lang w:eastAsia="en-ZA"/>
+        </w:rPr>
+        <w:t>1.4.12 Slow Development Computers</w:t>
+      </w:r>
+    </w:p>
+    <w:p>
+      <w:pPr>
+        <w:rPr>
+          <w:lang w:eastAsia="en-ZA"/>
+        </w:rPr>
+      </w:pPr>
+      <w:r>
+        <w:rPr>
+          <w:lang w:eastAsia="en-ZA"/>
+        </w:rPr>
+        <w:t xml:space="preserve">The performance of </w:t>
+      </w:r>
+      <w:r>
+        <w:rPr>
+          <w:lang w:eastAsia="en-ZA"/>
+        </w:rPr>
+        <w:t>our</w:t>
+      </w:r>
+      <w:r>
+        <w:rPr>
+          <w:lang w:eastAsia="en-ZA"/>
+        </w:rPr>
+        <w:t xml:space="preserve"> computers also affected development.</w:t>
+      </w:r>
+      <w:r>
+        <w:rPr>
+          <w:lang w:eastAsia="en-ZA"/>
+        </w:rPr>
+        <w:t xml:space="preserve"> </w:t>
+      </w:r>
+      <w:r>
+        <w:rPr>
+          <w:lang w:eastAsia="en-ZA"/>
+        </w:rPr>
+        <w:t>Opening Visual Studio, building the backend, running SQL Server and testing the application could take a significant amount of time on slower computers.</w:t>
+      </w:r>
+    </w:p>
+    <w:p>
+      <w:pPr>
+        <w:rPr>
+          <w:lang w:eastAsia="en-ZA"/>
+        </w:rPr>
+      </w:pPr>
+      <w:r>
+        <w:rPr>
+          <w:lang w:eastAsia="en-ZA"/>
+        </w:rPr>
+        <w:t>This increased the time needed to test changes and investigate problems.</w:t>
+      </w:r>
+      <w:r>
+        <w:rPr>
+          <w:lang w:eastAsia="en-ZA"/>
+        </w:rPr>
+        <w:t xml:space="preserve"> </w:t>
+      </w:r>
+      <w:r>
+        <w:rPr>
+          <w:lang w:eastAsia="en-ZA"/>
+        </w:rPr>
+        <w:t>The team managed this by planning tasks carefully and using available development time as efficiently as possible.</w:t>
+      </w:r>
+    </w:p>
+    <w:p>
+      <w:pPr>
+        <w:pStyle w:val="Heading3"/>
+        <w:rPr>
+          <w:rFonts w:eastAsia="Times New Roman"/>
+          <w:lang w:eastAsia="en-ZA"/>
+        </w:rPr>
+      </w:pPr>
+      <w:r>
+        <w:rPr>
+          <w:rFonts w:eastAsia="Times New Roman"/>
+          <w:lang w:eastAsia="en-ZA"/>
+        </w:rPr>
+        <w:t>1.4.13 Managing the Project Timeline</w:t>
+      </w:r>
+    </w:p>
+    <w:p>
+      <w:pPr>
+        <w:rPr>
+          <w:lang w:eastAsia="en-ZA"/>
+        </w:rPr>
+      </w:pPr>
+      <w:r>
+        <w:rPr>
+          <w:lang w:eastAsia="en-ZA"/>
+        </w:rPr>
+        <w:t>Because the team had to develop the project from the idea stage, there were many deliverables that had to be completed before the final implementation.</w:t>
+      </w:r>
+      <w:r>
+        <w:rPr>
+          <w:lang w:eastAsia="en-ZA"/>
+        </w:rPr>
+        <w:t xml:space="preserve"> </w:t>
+      </w:r>
+      <w:r>
+        <w:rPr>
+          <w:lang w:eastAsia="en-ZA"/>
+        </w:rPr>
+        <w:t xml:space="preserve">The team </w:t>
+      </w:r>
+      <w:r>
+        <w:rPr>
+          <w:lang w:eastAsia="en-ZA"/>
+        </w:rPr>
         <w:lastRenderedPageBreak/>
-        <w:t>1.4.11 Limited Development Time and Laboratory Access</w:t>
-      </w:r>
-    </w:p>
-    <w:p>
-      <w:pPr>
-        <w:rPr>
-          <w:lang w:eastAsia="en-ZA"/>
-        </w:rPr>
-      </w:pPr>
-      <w:r>
-        <w:rPr>
-          <w:lang w:eastAsia="en-ZA"/>
-        </w:rPr>
-        <w:t>Limited access to university computers was another major challenge.</w:t>
+        <w:t>therefore created a project outline using Microsoft Excel to schedule the deliverables and planned when different parts of the project should be completed.</w:t>
+      </w:r>
+    </w:p>
+    <w:p>
+      <w:pPr>
+        <w:rPr>
+          <w:lang w:eastAsia="en-ZA"/>
+        </w:rPr>
+      </w:pPr>
+      <w:r>
+        <w:rPr>
+          <w:lang w:eastAsia="en-ZA"/>
+        </w:rPr>
+        <w:t>However, technical problems sometimes took longer to solve than expected. This caused some planned tasks to take longer and affected later tasks.</w:t>
       </w:r>
       <w:r>
         <w:rPr>
@@ -13636,285 +13418,7 @@
         <w:rPr>
           <w:lang w:eastAsia="en-ZA"/>
         </w:rPr>
-        <w:t>The team was not given enough time to use the laboratory computers for all the work required by the project. The laboratories also had limited operating hours, which reduced the amount of time available for development.</w:t>
-      </w:r>
-    </w:p>
-    <w:p>
-      <w:pPr>
-        <w:rPr>
-          <w:lang w:eastAsia="en-ZA"/>
-        </w:rPr>
-      </w:pPr>
-      <w:r>
-        <w:rPr>
-          <w:lang w:eastAsia="en-ZA"/>
-        </w:rPr>
-        <w:t>This was especially difficult because software development often requires time to install tools, open the development environment, build the application, test the system and investigate errors.</w:t>
-      </w:r>
-    </w:p>
-    <w:p>
-      <w:pPr>
-        <w:rPr>
-          <w:lang w:eastAsia="en-ZA"/>
-        </w:rPr>
-      </w:pPr>
-      <w:r>
-        <w:rPr>
-          <w:lang w:eastAsia="en-ZA"/>
-        </w:rPr>
-        <w:t>There were situations where the team was still working on a problem when the available laboratory time was ending.</w:t>
-      </w:r>
-      <w:r>
-        <w:rPr>
-          <w:lang w:eastAsia="en-ZA"/>
-        </w:rPr>
-        <w:t xml:space="preserve"> </w:t>
-      </w:r>
-      <w:r>
-        <w:rPr>
-          <w:lang w:eastAsia="en-ZA"/>
-        </w:rPr>
-        <w:t>The team therefore had to make careful use of the available laboratory time and continue working outside the laboratories when possible.</w:t>
-      </w:r>
-      <w:r>
-        <w:rPr>
-          <w:lang w:eastAsia="en-ZA"/>
-        </w:rPr>
-        <w:t xml:space="preserve"> </w:t>
-      </w:r>
-      <w:r>
-        <w:rPr>
-          <w:lang w:eastAsia="en-ZA"/>
-        </w:rPr>
-        <w:t>This limitation affected the speed of development and required the team to manage its time carefully.</w:t>
-      </w:r>
-    </w:p>
-    <w:p>
-      <w:pPr>
-        <w:pStyle w:val="Heading3"/>
-        <w:rPr>
-          <w:rFonts w:eastAsia="Times New Roman"/>
-          <w:lang w:eastAsia="en-ZA"/>
-        </w:rPr>
-      </w:pPr>
-      <w:r>
-        <w:rPr>
-          <w:rFonts w:eastAsia="Times New Roman"/>
-          <w:lang w:eastAsia="en-ZA"/>
-        </w:rPr>
-        <w:t>1.4.12 Slow Development Computers</w:t>
-      </w:r>
-    </w:p>
-    <w:p>
-      <w:pPr>
-        <w:rPr>
-          <w:lang w:eastAsia="en-ZA"/>
-        </w:rPr>
-      </w:pPr>
-      <w:r>
-        <w:rPr>
-          <w:lang w:eastAsia="en-ZA"/>
-        </w:rPr>
-        <w:t xml:space="preserve">The performance of </w:t>
-      </w:r>
-      <w:r>
-        <w:rPr>
-          <w:lang w:eastAsia="en-ZA"/>
-        </w:rPr>
-        <w:t>our</w:t>
-      </w:r>
-      <w:r>
-        <w:rPr>
-          <w:lang w:eastAsia="en-ZA"/>
-        </w:rPr>
-        <w:t xml:space="preserve"> computers also affected development.</w:t>
-      </w:r>
-      <w:r>
-        <w:rPr>
-          <w:lang w:eastAsia="en-ZA"/>
-        </w:rPr>
-        <w:t xml:space="preserve"> </w:t>
-      </w:r>
-      <w:r>
-        <w:rPr>
-          <w:lang w:eastAsia="en-ZA"/>
-        </w:rPr>
-        <w:t>Opening Visual Studio, building the backend, running SQL Server and testing the application could take a significant amount of time on slower computers.</w:t>
-      </w:r>
-    </w:p>
-    <w:p>
-      <w:pPr>
-        <w:rPr>
-          <w:lang w:eastAsia="en-ZA"/>
-        </w:rPr>
-      </w:pPr>
-      <w:r>
-        <w:rPr>
-          <w:lang w:eastAsia="en-ZA"/>
-        </w:rPr>
-        <w:t>This increased the time needed to test changes and investigate problems.</w:t>
-      </w:r>
-      <w:r>
-        <w:rPr>
-          <w:lang w:eastAsia="en-ZA"/>
-        </w:rPr>
-        <w:t xml:space="preserve"> </w:t>
-      </w:r>
-      <w:r>
-        <w:rPr>
-          <w:lang w:eastAsia="en-ZA"/>
-        </w:rPr>
-        <w:t>The team managed this by planning tasks carefully and using available development time as efficiently as possible.</w:t>
-      </w:r>
-    </w:p>
-    <w:p>
-      <w:pPr>
-        <w:pStyle w:val="Heading3"/>
-        <w:rPr>
-          <w:rFonts w:eastAsia="Times New Roman"/>
-          <w:lang w:eastAsia="en-ZA"/>
-        </w:rPr>
-      </w:pPr>
-      <w:r>
-        <w:rPr>
-          <w:rFonts w:eastAsia="Times New Roman"/>
-          <w:lang w:eastAsia="en-ZA"/>
-        </w:rPr>
-        <w:t>1.4.13 Managing the Project Timeline</w:t>
-      </w:r>
-    </w:p>
-    <w:p>
-      <w:pPr>
-        <w:rPr>
-          <w:lang w:eastAsia="en-ZA"/>
-        </w:rPr>
-      </w:pPr>
-      <w:r>
-        <w:rPr>
-          <w:lang w:eastAsia="en-ZA"/>
-        </w:rPr>
-        <w:t>Because the team had to develop the project from the idea stage, there were many deliverables that had to be completed before the final implementation.</w:t>
-      </w:r>
-      <w:r>
-        <w:rPr>
-          <w:lang w:eastAsia="en-ZA"/>
-        </w:rPr>
-        <w:t xml:space="preserve"> </w:t>
-      </w:r>
-      <w:r>
-        <w:rPr>
-          <w:lang w:eastAsia="en-ZA"/>
-        </w:rPr>
-        <w:t>The team therefore created a project outline using Microsoft Excel to schedule the deliverables and planned when different parts of the project should be completed.</w:t>
-      </w:r>
-    </w:p>
-    <w:p>
-      <w:pPr>
-        <w:rPr>
-          <w:lang w:eastAsia="en-ZA"/>
-        </w:rPr>
-      </w:pPr>
-      <w:r>
-        <w:rPr>
-          <w:lang w:eastAsia="en-ZA"/>
-        </w:rPr>
-        <w:t>However, technical problems sometimes took longer to solve than expected. This caused some planned tasks to take longer and affected later tasks.</w:t>
-      </w:r>
-      <w:r>
-        <w:rPr>
-          <w:lang w:eastAsia="en-ZA"/>
-        </w:rPr>
-        <w:t xml:space="preserve"> </w:t>
-      </w:r>
-      <w:r>
-        <w:rPr>
-          <w:lang w:eastAsia="en-ZA"/>
-        </w:rPr>
         <w:t>The team responded by changing priorities when necessary and focusing on important tasks first.</w:t>
-      </w:r>
-    </w:p>
-    <w:p>
-      <w:pPr>
-        <w:pStyle w:val="Heading3"/>
-        <w:rPr>
-          <w:rFonts w:eastAsia="Times New Roman"/>
-          <w:strike/>
-          <w:lang w:eastAsia="en-ZA"/>
-        </w:rPr>
-      </w:pPr>
-      <w:r>
-        <w:rPr>
-          <w:rFonts w:eastAsia="Times New Roman"/>
-          <w:strike/>
-          <w:lang w:eastAsia="en-ZA"/>
-        </w:rPr>
-        <w:t>1.4.14 Source-Code and Repository Management</w:t>
-      </w:r>
-    </w:p>
-    <w:p>
-      <w:pPr>
-        <w:rPr>
-          <w:strike/>
-          <w:lang w:eastAsia="en-ZA"/>
-        </w:rPr>
-      </w:pPr>
-      <w:r>
-        <w:rPr>
-          <w:strike/>
-          <w:lang w:eastAsia="en-ZA"/>
-        </w:rPr>
-        <w:t>Git and GitHub also presented some challenges.</w:t>
-      </w:r>
-      <w:r>
-        <w:rPr>
-          <w:strike/>
-          <w:lang w:eastAsia="en-ZA"/>
-        </w:rPr>
-        <w:t xml:space="preserve"> </w:t>
-      </w:r>
-      <w:r>
-        <w:rPr>
-          <w:strike/>
-          <w:lang w:eastAsia="en-ZA"/>
-        </w:rPr>
-        <w:t>The project involved continuous changes to both the frontend and backend. The team therefore had to keep track of changes and make sure that the correct files were stored in the repository.</w:t>
-      </w:r>
-    </w:p>
-    <w:p>
-      <w:pPr>
-        <w:rPr>
-          <w:strike/>
-          <w:lang w:eastAsia="en-ZA"/>
-        </w:rPr>
-      </w:pPr>
-      <w:r>
-        <w:rPr>
-          <w:strike/>
-          <w:lang w:eastAsia="en-ZA"/>
-        </w:rPr>
-        <w:t>There were also occasions where Git configuration, repository permissions or account settings caused problems when pushing changes.</w:t>
-      </w:r>
-      <w:r>
-        <w:rPr>
-          <w:strike/>
-          <w:lang w:eastAsia="en-ZA"/>
-        </w:rPr>
-        <w:t xml:space="preserve"> </w:t>
-      </w:r>
-      <w:r>
-        <w:rPr>
-          <w:strike/>
-          <w:lang w:eastAsia="en-ZA"/>
-        </w:rPr>
-        <w:t xml:space="preserve">These problems were addressed by </w:t>
-      </w:r>
-      <w:r>
-        <w:rPr>
-          <w:strike/>
-          <w:lang w:eastAsia="en-ZA"/>
-        </w:rPr>
-        <w:lastRenderedPageBreak/>
-        <w:t>checking the Git configuration, repository settings and access permissions before continuing with version control.</w:t>
       </w:r>
     </w:p>
     <w:p>
@@ -14265,7 +13769,14 @@
         <w:rPr>
           <w:lang w:eastAsia="en-ZA"/>
         </w:rPr>
-        <w:t>The implementation process involved both technical and practical challenges. The team had to learn how the different technologies worked together, create the system design and database structure, implement authentication and authorisation, develop booking rules and connect the frontend to the backend.</w:t>
+        <w:t xml:space="preserve">The implementation process involved both technical and practical challenges. The team had to learn how the different technologies worked together, create the system </w:t>
+      </w:r>
+      <w:r>
+        <w:rPr>
+          <w:lang w:eastAsia="en-ZA"/>
+        </w:rPr>
+        <w:lastRenderedPageBreak/>
+        <w:t>design and database structure, implement authentication and authorisation, develop booking rules and connect the frontend to the backend.</w:t>
       </w:r>
       <w:r>
         <w:rPr>
@@ -14290,9 +13801,325 @@
         <w:rPr>
           <w:lang w:eastAsia="en-ZA"/>
         </w:rPr>
-        <w:lastRenderedPageBreak/>
         <w:t>Despite these challenges, the team continued to develop and test the system until the main planned functionality was implemented. The final application reflects the requirements and design developed by the team during the project.</w:t>
       </w:r>
+    </w:p>
+    <w:sdt>
+      <w:sdtPr>
+        <w:rPr>
+          <w:lang w:val="en-GB"/>
+        </w:rPr>
+        <w:id w:val="807661926"/>
+        <w:docPartObj>
+          <w:docPartGallery w:val="Bibliographies"/>
+          <w:docPartUnique/>
+        </w:docPartObj>
+      </w:sdtPr>
+      <w:sdtEndPr>
+        <w:rPr>
+          <w:rFonts w:asciiTheme="minorHAnsi" w:eastAsiaTheme="minorHAnsi" w:hAnsiTheme="minorHAnsi" w:cstheme="minorBidi"/>
+          <w:color w:val="auto"/>
+          <w:sz w:val="24"/>
+          <w:szCs w:val="24"/>
+          <w:lang w:val="en-ZA"/>
+        </w:rPr>
+      </w:sdtEndPr>
+      <w:sdtContent>
+        <w:p>
+          <w:pPr>
+            <w:pStyle w:val="Heading1"/>
+          </w:pPr>
+          <w:r>
+            <w:rPr>
+              <w:lang w:val="en-GB"/>
+            </w:rPr>
+            <w:t>References</w:t>
+          </w:r>
+        </w:p>
+        <w:sdt>
+          <w:sdtPr>
+            <w:id w:val="-573587230"/>
+            <w:bibliography/>
+          </w:sdtPr>
+          <w:sdtContent>
+            <w:p>
+              <w:pPr>
+                <w:pStyle w:val="Bibliography"/>
+                <w:ind w:left="720" w:hanging="720"/>
+                <w:rPr>
+                  <w:noProof/>
+                  <w:kern w:val="0"/>
+                  <w:lang w:val="en-GB"/>
+                  <w14:ligatures w14:val="none"/>
+                </w:rPr>
+              </w:pPr>
+              <w:r>
+                <w:fldChar w:fldCharType="begin"/>
+              </w:r>
+              <w:r>
+                <w:instrText>BIBLIOGRAPHY</w:instrText>
+              </w:r>
+              <w:r>
+                <w:fldChar w:fldCharType="separate"/>
+              </w:r>
+              <w:r>
+                <w:rPr>
+                  <w:noProof/>
+                  <w:lang w:val="en-GB"/>
+                </w:rPr>
+                <w:t xml:space="preserve">Hisham, O. (2026). </w:t>
+              </w:r>
+              <w:r>
+                <w:rPr>
+                  <w:i/>
+                  <w:iCs/>
+                  <w:noProof/>
+                  <w:lang w:val="en-GB"/>
+                </w:rPr>
+                <w:t>Omar Hisham</w:t>
+              </w:r>
+              <w:r>
+                <w:rPr>
+                  <w:noProof/>
+                  <w:lang w:val="en-GB"/>
+                </w:rPr>
+                <w:t>. Retrieved from gihub: https://github.com/Oh011/NotificationService.git</w:t>
+              </w:r>
+            </w:p>
+            <w:p>
+              <w:pPr>
+                <w:pStyle w:val="Bibliography"/>
+                <w:ind w:left="720" w:hanging="720"/>
+                <w:rPr>
+                  <w:noProof/>
+                  <w:lang w:val="en-GB"/>
+                </w:rPr>
+              </w:pPr>
+              <w:r>
+                <w:rPr>
+                  <w:noProof/>
+                  <w:lang w:val="en-GB"/>
+                </w:rPr>
+                <w:t xml:space="preserve">Iriarte, J. M. (2026). </w:t>
+              </w:r>
+              <w:r>
+                <w:rPr>
+                  <w:i/>
+                  <w:iCs/>
+                  <w:noProof/>
+                  <w:lang w:val="en-GB"/>
+                </w:rPr>
+                <w:t>Microservices Infrastructure Personal Finance Dashboard</w:t>
+              </w:r>
+              <w:r>
+                <w:rPr>
+                  <w:noProof/>
+                  <w:lang w:val="en-GB"/>
+                </w:rPr>
+                <w:t>. Retrieved from github: https://github.com/tigerbluejay/Microservices-Infrastructure-Personal-Finance-Dashboard.git</w:t>
+              </w:r>
+            </w:p>
+            <w:p>
+              <w:pPr>
+                <w:pStyle w:val="Bibliography"/>
+                <w:ind w:left="720" w:hanging="720"/>
+                <w:rPr>
+                  <w:noProof/>
+                  <w:lang w:val="en-GB"/>
+                </w:rPr>
+              </w:pPr>
+              <w:r>
+                <w:rPr>
+                  <w:noProof/>
+                  <w:lang w:val="en-GB"/>
+                </w:rPr>
+                <w:t xml:space="preserve">JedAngelo. (2024). </w:t>
+              </w:r>
+              <w:r>
+                <w:rPr>
+                  <w:i/>
+                  <w:iCs/>
+                  <w:noProof/>
+                  <w:lang w:val="en-GB"/>
+                </w:rPr>
+                <w:t>ConferenceBookingAPI</w:t>
+              </w:r>
+              <w:r>
+                <w:rPr>
+                  <w:noProof/>
+                  <w:lang w:val="en-GB"/>
+                </w:rPr>
+                <w:t>. Retrieved from gihub: https://github.com/JedAngelo/ConferenceBookingApi.git</w:t>
+              </w:r>
+            </w:p>
+            <w:p>
+              <w:pPr>
+                <w:pStyle w:val="Bibliography"/>
+                <w:ind w:left="720" w:hanging="720"/>
+                <w:rPr>
+                  <w:noProof/>
+                  <w:lang w:val="en-GB"/>
+                </w:rPr>
+              </w:pPr>
+              <w:r>
+                <w:rPr>
+                  <w:noProof/>
+                  <w:lang w:val="en-GB"/>
+                </w:rPr>
+                <w:t xml:space="preserve">Lakhili, M. (2026). </w:t>
+              </w:r>
+              <w:r>
+                <w:rPr>
+                  <w:i/>
+                  <w:iCs/>
+                  <w:noProof/>
+                  <w:lang w:val="en-GB"/>
+                </w:rPr>
+                <w:t>Accessly</w:t>
+              </w:r>
+              <w:r>
+                <w:rPr>
+                  <w:noProof/>
+                  <w:lang w:val="en-GB"/>
+                </w:rPr>
+                <w:t>. Retrieved from github: https://github.com/LMouhssine/Accessly.git</w:t>
+              </w:r>
+            </w:p>
+            <w:p>
+              <w:pPr>
+                <w:pStyle w:val="Bibliography"/>
+                <w:ind w:left="720" w:hanging="720"/>
+                <w:rPr>
+                  <w:noProof/>
+                  <w:lang w:val="en-GB"/>
+                </w:rPr>
+              </w:pPr>
+              <w:r>
+                <w:rPr>
+                  <w:noProof/>
+                  <w:lang w:val="en-GB"/>
+                </w:rPr>
+                <w:t xml:space="preserve">Microsoft. (2026). </w:t>
+              </w:r>
+              <w:r>
+                <w:rPr>
+                  <w:i/>
+                  <w:iCs/>
+                  <w:noProof/>
+                  <w:lang w:val="en-GB"/>
+                </w:rPr>
+                <w:t>Microsoft Ignite</w:t>
+              </w:r>
+              <w:r>
+                <w:rPr>
+                  <w:noProof/>
+                  <w:lang w:val="en-GB"/>
+                </w:rPr>
+                <w:t>. Retrieved from Microsoft Learn: https://learn.microsoft.com/en-us/aspnet/core/security/authorization/roles?view=aspnetcore-10.0&amp;utm_source=chatgpt.com</w:t>
+              </w:r>
+            </w:p>
+            <w:p>
+              <w:pPr>
+                <w:pStyle w:val="Bibliography"/>
+                <w:ind w:left="720" w:hanging="720"/>
+                <w:rPr>
+                  <w:noProof/>
+                  <w:lang w:val="en-GB"/>
+                </w:rPr>
+              </w:pPr>
+              <w:r>
+                <w:rPr>
+                  <w:noProof/>
+                  <w:lang w:val="en-GB"/>
+                </w:rPr>
+                <w:t>olaideogunbunmi. (2026). Retrieved from Gihub: https://github.com/olaideogunbunmi/aspnetcore-auth-rbac.git</w:t>
+              </w:r>
+            </w:p>
+            <w:p>
+              <w:pPr>
+                <w:pStyle w:val="Bibliography"/>
+                <w:ind w:left="720" w:hanging="720"/>
+                <w:rPr>
+                  <w:noProof/>
+                  <w:lang w:val="en-GB"/>
+                </w:rPr>
+              </w:pPr>
+              <w:r>
+                <w:rPr>
+                  <w:noProof/>
+                  <w:lang w:val="en-GB"/>
+                </w:rPr>
+                <w:t xml:space="preserve">ouardini14. (2022). </w:t>
+              </w:r>
+              <w:r>
+                <w:rPr>
+                  <w:i/>
+                  <w:iCs/>
+                  <w:noProof/>
+                  <w:lang w:val="en-GB"/>
+                </w:rPr>
+                <w:t>Meeting-room-reservation-api</w:t>
+              </w:r>
+              <w:r>
+                <w:rPr>
+                  <w:noProof/>
+                  <w:lang w:val="en-GB"/>
+                </w:rPr>
+                <w:t>. Retrieved from github: https://github.com/ouardini14/Meeting_Planner.git</w:t>
+              </w:r>
+            </w:p>
+            <w:p>
+              <w:pPr>
+                <w:pStyle w:val="Bibliography"/>
+                <w:ind w:left="720" w:hanging="720"/>
+                <w:rPr>
+                  <w:noProof/>
+                  <w:lang w:val="en-GB"/>
+                </w:rPr>
+              </w:pPr>
+              <w:r>
+                <w:rPr>
+                  <w:noProof/>
+                  <w:lang w:val="en-GB"/>
+                </w:rPr>
+                <w:t xml:space="preserve">Shaheen. (2026). </w:t>
+              </w:r>
+              <w:r>
+                <w:rPr>
+                  <w:i/>
+                  <w:iCs/>
+                  <w:noProof/>
+                  <w:lang w:val="en-GB"/>
+                </w:rPr>
+                <w:t>Headless Framework</w:t>
+              </w:r>
+              <w:r>
+                <w:rPr>
+                  <w:noProof/>
+                  <w:lang w:val="en-GB"/>
+                </w:rPr>
+                <w:t>. Retrieved from github: https://github.com/xshaheen/headless-framework.git</w:t>
+              </w:r>
+            </w:p>
+            <w:p>
+              <w:r>
+                <w:rPr>
+                  <w:b/>
+                  <w:bCs/>
+                </w:rPr>
+                <w:fldChar w:fldCharType="end"/>
+              </w:r>
+            </w:p>
+          </w:sdtContent>
+        </w:sdt>
+      </w:sdtContent>
+    </w:sdt>
+    <w:p>
+      <w:pPr>
+        <w:rPr>
+          <w:lang w:eastAsia="en-ZA"/>
+        </w:rPr>
+      </w:pPr>
     </w:p>
     <w:sectPr>
       <w:pgSz w:w="11906" w:h="16838"/>
@@ -20211,6 +20038,26 @@
       </w:tblBorders>
     </w:tblPr>
   </w:style>
+  <w:style w:type="character" w:styleId="FollowedHyperlink">
+    <w:name w:val="FollowedHyperlink"/>
+    <w:basedOn w:val="DefaultParagraphFont"/>
+    <w:uiPriority w:val="99"/>
+    <w:semiHidden/>
+    <w:unhideWhenUsed/>
+    <w:rsid w:val="00E51B9B"/>
+    <w:rPr>
+      <w:color w:val="96607D" w:themeColor="followedHyperlink"/>
+      <w:u w:val="single"/>
+    </w:rPr>
+  </w:style>
+  <w:style w:type="paragraph" w:styleId="Bibliography">
+    <w:name w:val="Bibliography"/>
+    <w:basedOn w:val="Normal"/>
+    <w:next w:val="Normal"/>
+    <w:uiPriority w:val="37"/>
+    <w:unhideWhenUsed/>
+    <w:rsid w:val="00A6637C"/>
+  </w:style>
 </w:styles>
 </file>
 
@@ -20510,14 +20357,6 @@
 </file>
 
 <file path=customXml/item1.xml><?xml version="1.0" encoding="utf-8"?>
-<p:properties xmlns:p="http://schemas.microsoft.com/office/2006/metadata/properties" xmlns:xsi="http://www.w3.org/2001/XMLSchema-instance" xmlns:pc="http://schemas.microsoft.com/office/infopath/2007/PartnerControls">
-  <documentManagement>
-    <_activity xmlns="ecdc1261-0842-4439-8c17-1ae40fe1b015" xsi:nil="true"/>
-  </documentManagement>
-</p:properties>
-</file>
-
-<file path=customXml/item2.xml><?xml version="1.0" encoding="utf-8"?>
 <ct:contentTypeSchema xmlns:ct="http://schemas.microsoft.com/office/2006/metadata/contentType" xmlns:ma="http://schemas.microsoft.com/office/2006/metadata/properties/metaAttributes" ct:_="" ma:_="" ma:contentTypeName="Document" ma:contentTypeID="0x0101000ECB2E08F0158847AB284FAC93315D02" ma:contentTypeVersion="16" ma:contentTypeDescription="Create a new document." ma:contentTypeScope="" ma:versionID="a13f003fdaf3b7ef31254dfc6f900e0f">
   <xsd:schema xmlns:xsd="http://www.w3.org/2001/XMLSchema" xmlns:xs="http://www.w3.org/2001/XMLSchema" xmlns:p="http://schemas.microsoft.com/office/2006/metadata/properties" xmlns:ns3="ecdc1261-0842-4439-8c17-1ae40fe1b015" xmlns:ns4="c15f0259-7f3f-4bc2-bf4a-6151b94198b4" targetNamespace="http://schemas.microsoft.com/office/2006/metadata/properties" ma:root="true" ma:fieldsID="bb3dbca6dcf1fe0b91f4cdb969375c58" ns3:_="" ns4:_="">
     <xsd:import namespace="ecdc1261-0842-4439-8c17-1ae40fe1b015"/>
@@ -20756,11 +20595,15 @@
 </ct:contentTypeSchema>
 </file>
 
-<file path=customXml/item3.xml><?xml version="1.0" encoding="utf-8"?>
-<b:Sources xmlns:b="http://schemas.openxmlformats.org/officeDocument/2006/bibliography" xmlns="http://schemas.openxmlformats.org/officeDocument/2006/bibliography" SelectedStyle="\APASixthEditionOfficeOnline.xsl" StyleName="APA" Version="6"/>
+<file path=customXml/item2.xml><?xml version="1.0" encoding="utf-8"?>
+<p:properties xmlns:p="http://schemas.microsoft.com/office/2006/metadata/properties" xmlns:xsi="http://www.w3.org/2001/XMLSchema-instance" xmlns:pc="http://schemas.microsoft.com/office/infopath/2007/PartnerControls">
+  <documentManagement>
+    <_activity xmlns="ecdc1261-0842-4439-8c17-1ae40fe1b015" xsi:nil="true"/>
+  </documentManagement>
+</p:properties>
 </file>
 
-<file path=customXml/item4.xml><?xml version="1.0" encoding="utf-8"?>
+<file path=customXml/item3.xml><?xml version="1.0" encoding="utf-8"?>
 <?mso-contentType ?>
 <FormTemplates xmlns="http://schemas.microsoft.com/sharepoint/v3/contenttype/forms">
   <Display>DocumentLibraryForm</Display>
@@ -20769,17 +20612,167 @@
 </FormTemplates>
 </file>
 
-<file path=customXml/itemProps1.xml><?xml version="1.0" encoding="utf-8"?>
-<ds:datastoreItem xmlns:ds="http://schemas.openxmlformats.org/officeDocument/2006/customXml" ds:itemID="{8D085BC0-B407-44A2-8474-34ACA43E8FE5}">
-  <ds:schemaRefs>
-    <ds:schemaRef ds:uri="http://schemas.microsoft.com/office/2006/metadata/properties"/>
-    <ds:schemaRef ds:uri="http://schemas.microsoft.com/office/infopath/2007/PartnerControls"/>
-    <ds:schemaRef ds:uri="ecdc1261-0842-4439-8c17-1ae40fe1b015"/>
-  </ds:schemaRefs>
-</ds:datastoreItem>
+<file path=customXml/item4.xml><?xml version="1.0" encoding="utf-8"?>
+<b:Sources xmlns:b="http://schemas.openxmlformats.org/officeDocument/2006/bibliography" xmlns="http://schemas.openxmlformats.org/officeDocument/2006/bibliography" SelectedStyle="\APASixthEditionOfficeOnline.xsl" StyleName="APA" Version="6">
+  <b:Source>
+    <b:Tag>ola26</b:Tag>
+    <b:SourceType>InternetSite</b:SourceType>
+    <b:Guid>{E307EE4A-CA6F-4C38-967C-35749944F4A0}</b:Guid>
+    <b:Year>2026</b:Year>
+    <b:Author>
+      <b:Author>
+        <b:NameList>
+          <b:Person>
+            <b:Last>olaideogunbunmi</b:Last>
+          </b:Person>
+        </b:NameList>
+      </b:Author>
+    </b:Author>
+    <b:InternetSiteTitle>Gihub</b:InternetSiteTitle>
+    <b:URL>https://github.com/olaideogunbunmi/aspnetcore-auth-rbac.git</b:URL>
+    <b:RefOrder>1</b:RefOrder>
+  </b:Source>
+  <b:Source>
+    <b:Tag>Mic26</b:Tag>
+    <b:SourceType>InternetSite</b:SourceType>
+    <b:Guid>{75553F07-A596-44C0-B47E-8339110B5C74}</b:Guid>
+    <b:Author>
+      <b:Author>
+        <b:NameList>
+          <b:Person>
+            <b:Last>Microsoft</b:Last>
+          </b:Person>
+        </b:NameList>
+      </b:Author>
+    </b:Author>
+    <b:Title>Microsoft Ignite</b:Title>
+    <b:InternetSiteTitle>Microsoft Learn</b:InternetSiteTitle>
+    <b:Year>2026</b:Year>
+    <b:URL>https://learn.microsoft.com/en-us/aspnet/core/security/authorization/roles?view=aspnetcore-10.0&amp;utm_source=chatgpt.com</b:URL>
+    <b:RefOrder>2</b:RefOrder>
+  </b:Source>
+  <b:Source>
+    <b:Tag>oua22</b:Tag>
+    <b:SourceType>InternetSite</b:SourceType>
+    <b:Guid>{E6013C09-A632-4E10-BE9B-FAD6D608A8FA}</b:Guid>
+    <b:Author>
+      <b:Author>
+        <b:NameList>
+          <b:Person>
+            <b:Last>ouardini14</b:Last>
+          </b:Person>
+        </b:NameList>
+      </b:Author>
+    </b:Author>
+    <b:InternetSiteTitle>github</b:InternetSiteTitle>
+    <b:Year>2022</b:Year>
+    <b:URL>https://github.com/ouardini14/Meeting_Planner.git</b:URL>
+    <b:Title>Meeting-room-reservation-api</b:Title>
+    <b:RefOrder>3</b:RefOrder>
+  </b:Source>
+  <b:Source>
+    <b:Tag>Jed24</b:Tag>
+    <b:SourceType>InternetSite</b:SourceType>
+    <b:Guid>{C336267E-2224-499D-9791-B788EE519CF6}</b:Guid>
+    <b:Author>
+      <b:Author>
+        <b:NameList>
+          <b:Person>
+            <b:Last>JedAngelo</b:Last>
+          </b:Person>
+        </b:NameList>
+      </b:Author>
+    </b:Author>
+    <b:Title>ConferenceBookingAPI</b:Title>
+    <b:InternetSiteTitle>gihub</b:InternetSiteTitle>
+    <b:Year>2024</b:Year>
+    <b:URL>https://github.com/JedAngelo/ConferenceBookingApi.git</b:URL>
+    <b:RefOrder>4</b:RefOrder>
+  </b:Source>
+  <b:Source>
+    <b:Tag>Oma26</b:Tag>
+    <b:SourceType>InternetSite</b:SourceType>
+    <b:Guid>{F5EFF6BD-5891-4C94-B1ED-CE015043C9C2}</b:Guid>
+    <b:Author>
+      <b:Author>
+        <b:NameList>
+          <b:Person>
+            <b:Last>Hisham</b:Last>
+            <b:First>Omar</b:First>
+          </b:Person>
+        </b:NameList>
+      </b:Author>
+    </b:Author>
+    <b:Title>Omar Hisham</b:Title>
+    <b:InternetSiteTitle>gihub</b:InternetSiteTitle>
+    <b:Year>2026</b:Year>
+    <b:URL>https://github.com/Oh011/NotificationService.git</b:URL>
+    <b:RefOrder>5</b:RefOrder>
+  </b:Source>
+  <b:Source>
+    <b:Tag>Jos26</b:Tag>
+    <b:SourceType>InternetSite</b:SourceType>
+    <b:Guid>{8E886CB6-2C92-4A46-A6CC-383D191C625E}</b:Guid>
+    <b:Author>
+      <b:Author>
+        <b:NameList>
+          <b:Person>
+            <b:Last>Iriarte</b:Last>
+            <b:First>Jose</b:First>
+            <b:Middle>Maria</b:Middle>
+          </b:Person>
+        </b:NameList>
+      </b:Author>
+    </b:Author>
+    <b:Title>Microservices Infrastructure Personal Finance Dashboard</b:Title>
+    <b:InternetSiteTitle>github</b:InternetSiteTitle>
+    <b:Year>2026</b:Year>
+    <b:URL>https://github.com/tigerbluejay/Microservices-Infrastructure-Personal-Finance-Dashboard.git</b:URL>
+    <b:RefOrder>6</b:RefOrder>
+  </b:Source>
+  <b:Source>
+    <b:Tag>htt26</b:Tag>
+    <b:SourceType>InternetSite</b:SourceType>
+    <b:Guid>{B8DA4668-D3A2-448B-B3AF-7C7891993B61}</b:Guid>
+    <b:Author>
+      <b:Author>
+        <b:NameList>
+          <b:Person>
+            <b:Last>Lakhili</b:Last>
+            <b:First>Mouhssine</b:First>
+          </b:Person>
+        </b:NameList>
+      </b:Author>
+    </b:Author>
+    <b:Title>Accessly</b:Title>
+    <b:InternetSiteTitle>github</b:InternetSiteTitle>
+    <b:Year>2026</b:Year>
+    <b:URL>https://github.com/LMouhssine/Accessly.git</b:URL>
+    <b:RefOrder>7</b:RefOrder>
+  </b:Source>
+  <b:Source>
+    <b:Tag>Sha26</b:Tag>
+    <b:SourceType>InternetSite</b:SourceType>
+    <b:Guid>{B8F228FA-F6E6-48F6-B44B-E7D572CA4EAB}</b:Guid>
+    <b:Author>
+      <b:Author>
+        <b:NameList>
+          <b:Person>
+            <b:Last>Shaheen</b:Last>
+          </b:Person>
+        </b:NameList>
+      </b:Author>
+    </b:Author>
+    <b:Title>Headless Framework</b:Title>
+    <b:InternetSiteTitle>github</b:InternetSiteTitle>
+    <b:Year>2026</b:Year>
+    <b:URL>https://github.com/xshaheen/headless-framework.git</b:URL>
+    <b:RefOrder>8</b:RefOrder>
+  </b:Source>
+</b:Sources>
 </file>
 
-<file path=customXml/itemProps2.xml><?xml version="1.0" encoding="utf-8"?>
+<file path=customXml/itemProps1.xml><?xml version="1.0" encoding="utf-8"?>
 <ds:datastoreItem xmlns:ds="http://schemas.openxmlformats.org/officeDocument/2006/customXml" ds:itemID="{CA518584-A1C2-4593-ADD0-07779684C933}">
   <ds:schemaRefs>
     <ds:schemaRef ds:uri="http://schemas.microsoft.com/office/2006/metadata/contentType"/>
@@ -20798,18 +20791,28 @@
 </ds:datastoreItem>
 </file>
 
+<file path=customXml/itemProps2.xml><?xml version="1.0" encoding="utf-8"?>
+<ds:datastoreItem xmlns:ds="http://schemas.openxmlformats.org/officeDocument/2006/customXml" ds:itemID="{8D085BC0-B407-44A2-8474-34ACA43E8FE5}">
+  <ds:schemaRefs>
+    <ds:schemaRef ds:uri="http://schemas.microsoft.com/office/2006/metadata/properties"/>
+    <ds:schemaRef ds:uri="http://schemas.microsoft.com/office/infopath/2007/PartnerControls"/>
+    <ds:schemaRef ds:uri="ecdc1261-0842-4439-8c17-1ae40fe1b015"/>
+  </ds:schemaRefs>
+</ds:datastoreItem>
+</file>
+
 <file path=customXml/itemProps3.xml><?xml version="1.0" encoding="utf-8"?>
-<ds:datastoreItem xmlns:ds="http://schemas.openxmlformats.org/officeDocument/2006/customXml" ds:itemID="{20C8840D-05EA-47A1-AA7C-ED44B525F25E}">
+<ds:datastoreItem xmlns:ds="http://schemas.openxmlformats.org/officeDocument/2006/customXml" ds:itemID="{6063ACC4-C06C-431D-9D79-A240464A4DAA}">
   <ds:schemaRefs>
-    <ds:schemaRef ds:uri="http://schemas.openxmlformats.org/officeDocument/2006/bibliography"/>
+    <ds:schemaRef ds:uri="http://schemas.microsoft.com/sharepoint/v3/contenttype/forms"/>
   </ds:schemaRefs>
 </ds:datastoreItem>
 </file>
 
 <file path=customXml/itemProps4.xml><?xml version="1.0" encoding="utf-8"?>
-<ds:datastoreItem xmlns:ds="http://schemas.openxmlformats.org/officeDocument/2006/customXml" ds:itemID="{6063ACC4-C06C-431D-9D79-A240464A4DAA}">
+<ds:datastoreItem xmlns:ds="http://schemas.openxmlformats.org/officeDocument/2006/customXml" ds:itemID="{4E56C8A6-997F-47A9-80B8-F80B93D06B0B}">
   <ds:schemaRefs>
-    <ds:schemaRef ds:uri="http://schemas.microsoft.com/sharepoint/v3/contenttype/forms"/>
+    <ds:schemaRef ds:uri="http://schemas.openxmlformats.org/officeDocument/2006/bibliography"/>
   </ds:schemaRefs>
 </ds:datastoreItem>
 </file>